--- a/docs/guides/crew-technical-reference.docx
+++ b/docs/guides/crew-technical-reference.docx
@@ -12,7 +12,7 @@
       </w:pPr>
       <w:r>
         <w:rPr/>
-        <w:t>The crew plugin: technical reference</w:t>
+        <w:t>The Crew Plugin: Technical Reference</w:t>
       </w:r>
     </w:p>
     <w:p>
@@ -24,27 +24,19 @@
       </w:pPr>
       <w:r>
         <w:rPr/>
-        <w:t xml:space="preserve">The low-level guide, for the people who install, configure and extend crew. A companion overview covers the same ground in plain language. Written 20 September 2026 against crew 0.19.92 on </w:t>
-      </w:r>
-      <w:r>
-        <w:rPr>
-          <w:rStyle w:val="SourceText"/>
-        </w:rPr>
-        <w:t>main</w:t>
-      </w:r>
-      <w:r>
-        <w:rPr/>
-        <w:t xml:space="preserve"> (commit 621d50dc); the Stop-gate fix (0.19.93) is described as it stands on branch </w:t>
-      </w:r>
-      <w:r>
-        <w:rPr>
-          <w:rStyle w:val="SourceText"/>
-        </w:rPr>
-        <w:t>crew-stop-gate-record</w:t>
-      </w:r>
-      <w:r>
-        <w:rPr/>
-        <w:t xml:space="preserve"> at b6e8c4bb, in review.</w:t>
+        <w:t>Generated from useful-claude-add-ons@541b2b70 on 2026-09-22. Verify before trusting.</w:t>
+        <w:br/>
+        <w:t xml:space="preserve">The low-level guide, for the people who install, configure and extend crew. A companion overview covers the same ground in plain language. Written against crew 0.20.11 on </w:t>
+      </w:r>
+      <w:r>
+        <w:rPr>
+          <w:rStyle w:val="SourceText"/>
+        </w:rPr>
+        <w:t>post-207-checklist</w:t>
+      </w:r>
+      <w:r>
+        <w:rPr/>
+        <w:t>, commit 541b2b70.</w:t>
       </w:r>
     </w:p>
     <w:p>
@@ -59,26 +51,26 @@
       <w:r>
         <w:rPr>
           <w:b/>
-          <w:shd w:fill="F3F6FA" w:val="clear"/>
+          <w:shd w:fill="F6F7F9" w:val="clear"/>
         </w:rPr>
         <w:t>Design constraint.</w:t>
       </w:r>
       <w:r>
         <w:rPr>
-          <w:shd w:fill="F3F6FA" w:val="clear"/>
+          <w:shd w:fill="F6F7F9" w:val="clear"/>
         </w:rPr>
         <w:t xml:space="preserve"> A role earns its place only if it buys one of three things: an isolated context window, a restricted tool set, or genuinely independent eyes. Everything else is a file, a command, or the user. Every custom subagent loads the entire </w:t>
       </w:r>
       <w:r>
         <w:rPr>
           <w:rStyle w:val="SourceText"/>
-          <w:shd w:fill="F3F6FA" w:val="clear"/>
+          <w:shd w:fill="F6F7F9" w:val="clear"/>
         </w:rPr>
         <w:t>CLAUDE.md</w:t>
       </w:r>
       <w:r>
         <w:rPr>
-          <w:shd w:fill="F3F6FA" w:val="clear"/>
+          <w:shd w:fill="F6F7F9" w:val="clear"/>
         </w:rPr>
         <w:t xml:space="preserve"> hierarchy at startup, so the roster is kept small and the knowledge is kept in files.</w:t>
       </w:r>
@@ -110,9 +102,9 @@
         </w:tblCellMar>
       </w:tblPr>
       <w:tblGrid>
-        <w:gridCol w:w="3550"/>
-        <w:gridCol w:w="6153"/>
-        <w:gridCol w:w="1636"/>
+        <w:gridCol w:w="3107"/>
+        <w:gridCol w:w="5824"/>
+        <w:gridCol w:w="2408"/>
       </w:tblGrid>
       <w:tr>
         <w:trPr>
@@ -120,7 +112,7 @@
         </w:trPr>
         <w:tc>
           <w:tcPr>
-            <w:tcW w:w="3550" w:type="dxa"/>
+            <w:tcW w:w="3107" w:type="dxa"/>
             <w:tcBorders/>
             <w:vAlign w:val="center"/>
           </w:tcPr>
@@ -142,7 +134,7 @@
         </w:tc>
         <w:tc>
           <w:tcPr>
-            <w:tcW w:w="6153" w:type="dxa"/>
+            <w:tcW w:w="5824" w:type="dxa"/>
             <w:tcBorders/>
             <w:vAlign w:val="center"/>
           </w:tcPr>
@@ -164,7 +156,7 @@
         </w:tc>
         <w:tc>
           <w:tcPr>
-            <w:tcW w:w="1636" w:type="dxa"/>
+            <w:tcW w:w="2408" w:type="dxa"/>
             <w:tcBorders/>
             <w:vAlign w:val="center"/>
           </w:tcPr>
@@ -180,7 +172,7 @@
             </w:pPr>
             <w:r>
               <w:rPr/>
-              <w:t>Count at 0.19.92</w:t>
+              <w:t>Count at 0.20.11</w:t>
             </w:r>
           </w:p>
         </w:tc>
@@ -189,7 +181,7 @@
         <w:trPr/>
         <w:tc>
           <w:tcPr>
-            <w:tcW w:w="3550" w:type="dxa"/>
+            <w:tcW w:w="3107" w:type="dxa"/>
             <w:tcBorders/>
             <w:vAlign w:val="center"/>
           </w:tcPr>
@@ -211,7 +203,7 @@
         </w:tc>
         <w:tc>
           <w:tcPr>
-            <w:tcW w:w="6153" w:type="dxa"/>
+            <w:tcW w:w="5824" w:type="dxa"/>
             <w:tcBorders/>
             <w:vAlign w:val="center"/>
           </w:tcPr>
@@ -231,7 +223,7 @@
         </w:tc>
         <w:tc>
           <w:tcPr>
-            <w:tcW w:w="1636" w:type="dxa"/>
+            <w:tcW w:w="2408" w:type="dxa"/>
             <w:tcBorders/>
             <w:vAlign w:val="center"/>
           </w:tcPr>
@@ -254,7 +246,7 @@
         <w:trPr/>
         <w:tc>
           <w:tcPr>
-            <w:tcW w:w="3550" w:type="dxa"/>
+            <w:tcW w:w="3107" w:type="dxa"/>
             <w:tcBorders/>
             <w:vAlign w:val="center"/>
           </w:tcPr>
@@ -276,7 +268,7 @@
         </w:tc>
         <w:tc>
           <w:tcPr>
-            <w:tcW w:w="6153" w:type="dxa"/>
+            <w:tcW w:w="5824" w:type="dxa"/>
             <w:tcBorders/>
             <w:vAlign w:val="center"/>
           </w:tcPr>
@@ -316,7 +308,7 @@
         </w:tc>
         <w:tc>
           <w:tcPr>
-            <w:tcW w:w="1636" w:type="dxa"/>
+            <w:tcW w:w="2408" w:type="dxa"/>
             <w:tcBorders/>
             <w:vAlign w:val="center"/>
           </w:tcPr>
@@ -339,7 +331,7 @@
         <w:trPr/>
         <w:tc>
           <w:tcPr>
-            <w:tcW w:w="3550" w:type="dxa"/>
+            <w:tcW w:w="3107" w:type="dxa"/>
             <w:tcBorders/>
             <w:vAlign w:val="center"/>
           </w:tcPr>
@@ -361,7 +353,7 @@
         </w:tc>
         <w:tc>
           <w:tcPr>
-            <w:tcW w:w="6153" w:type="dxa"/>
+            <w:tcW w:w="5824" w:type="dxa"/>
             <w:tcBorders/>
             <w:vAlign w:val="center"/>
           </w:tcPr>
@@ -391,7 +383,7 @@
         </w:tc>
         <w:tc>
           <w:tcPr>
-            <w:tcW w:w="1636" w:type="dxa"/>
+            <w:tcW w:w="2408" w:type="dxa"/>
             <w:tcBorders/>
             <w:vAlign w:val="center"/>
           </w:tcPr>
@@ -414,7 +406,7 @@
         <w:trPr/>
         <w:tc>
           <w:tcPr>
-            <w:tcW w:w="3550" w:type="dxa"/>
+            <w:tcW w:w="3107" w:type="dxa"/>
             <w:tcBorders/>
             <w:vAlign w:val="center"/>
           </w:tcPr>
@@ -446,7 +438,7 @@
         </w:tc>
         <w:tc>
           <w:tcPr>
-            <w:tcW w:w="6153" w:type="dxa"/>
+            <w:tcW w:w="5824" w:type="dxa"/>
             <w:tcBorders/>
             <w:vAlign w:val="center"/>
           </w:tcPr>
@@ -466,21 +458,21 @@
         </w:tc>
         <w:tc>
           <w:tcPr>
-            <w:tcW w:w="1636" w:type="dxa"/>
-            <w:tcBorders/>
-            <w:vAlign w:val="center"/>
-          </w:tcPr>
-          <w:p>
-            <w:pPr>
-              <w:pStyle w:val="TableContents"/>
-              <w:bidi w:val="0"/>
-              <w:spacing w:before="120" w:after="120"/>
-              <w:jc w:val="left"/>
-              <w:rPr/>
-            </w:pPr>
-            <w:r>
-              <w:rPr/>
-              <w:t>20 registrations</w:t>
+            <w:tcW w:w="2408" w:type="dxa"/>
+            <w:tcBorders/>
+            <w:vAlign w:val="center"/>
+          </w:tcPr>
+          <w:p>
+            <w:pPr>
+              <w:pStyle w:val="TableContents"/>
+              <w:bidi w:val="0"/>
+              <w:spacing w:before="120" w:after="120"/>
+              <w:jc w:val="left"/>
+              <w:rPr/>
+            </w:pPr>
+            <w:r>
+              <w:rPr/>
+              <w:t>20 registrations across 5 events</w:t>
             </w:r>
           </w:p>
         </w:tc>
@@ -489,7 +481,7 @@
         <w:trPr/>
         <w:tc>
           <w:tcPr>
-            <w:tcW w:w="3550" w:type="dxa"/>
+            <w:tcW w:w="3107" w:type="dxa"/>
             <w:tcBorders/>
             <w:vAlign w:val="center"/>
           </w:tcPr>
@@ -511,7 +503,7 @@
         </w:tc>
         <w:tc>
           <w:tcPr>
-            <w:tcW w:w="6153" w:type="dxa"/>
+            <w:tcW w:w="5824" w:type="dxa"/>
             <w:tcBorders/>
             <w:vAlign w:val="center"/>
           </w:tcPr>
@@ -541,21 +533,21 @@
         </w:tc>
         <w:tc>
           <w:tcPr>
-            <w:tcW w:w="1636" w:type="dxa"/>
-            <w:tcBorders/>
-            <w:vAlign w:val="center"/>
-          </w:tcPr>
-          <w:p>
-            <w:pPr>
-              <w:pStyle w:val="TableContents"/>
-              <w:bidi w:val="0"/>
-              <w:spacing w:before="120" w:after="120"/>
-              <w:jc w:val="left"/>
-              <w:rPr/>
-            </w:pPr>
-            <w:r>
-              <w:rPr/>
-              <w:t>51 modules</w:t>
+            <w:tcW w:w="2408" w:type="dxa"/>
+            <w:tcBorders/>
+            <w:vAlign w:val="center"/>
+          </w:tcPr>
+          <w:p>
+            <w:pPr>
+              <w:pStyle w:val="TableContents"/>
+              <w:bidi w:val="0"/>
+              <w:spacing w:before="120" w:after="120"/>
+              <w:jc w:val="left"/>
+              <w:rPr/>
+            </w:pPr>
+            <w:r>
+              <w:rPr/>
+              <w:t>65 modules</w:t>
             </w:r>
           </w:p>
         </w:tc>
@@ -564,7 +556,7 @@
         <w:trPr/>
         <w:tc>
           <w:tcPr>
-            <w:tcW w:w="3550" w:type="dxa"/>
+            <w:tcW w:w="3107" w:type="dxa"/>
             <w:tcBorders/>
             <w:vAlign w:val="center"/>
           </w:tcPr>
@@ -586,7 +578,7 @@
         </w:tc>
         <w:tc>
           <w:tcPr>
-            <w:tcW w:w="6153" w:type="dxa"/>
+            <w:tcW w:w="5824" w:type="dxa"/>
             <w:tcBorders/>
             <w:vAlign w:val="center"/>
           </w:tcPr>
@@ -606,7 +598,7 @@
             </w:r>
             <w:r>
               <w:rPr/>
-              <w:t xml:space="preserve"> cases with free graders; runners in </w:t>
+              <w:t xml:space="preserve"> cases with structural graders; runners in </w:t>
             </w:r>
             <w:r>
               <w:rPr>
@@ -622,7 +614,7 @@
         </w:tc>
         <w:tc>
           <w:tcPr>
-            <w:tcW w:w="1636" w:type="dxa"/>
+            <w:tcW w:w="2408" w:type="dxa"/>
             <w:tcBorders/>
             <w:vAlign w:val="center"/>
           </w:tcPr>
@@ -645,7 +637,7 @@
         <w:trPr/>
         <w:tc>
           <w:tcPr>
-            <w:tcW w:w="3550" w:type="dxa"/>
+            <w:tcW w:w="3107" w:type="dxa"/>
             <w:tcBorders/>
             <w:vAlign w:val="center"/>
           </w:tcPr>
@@ -667,7 +659,7 @@
         </w:tc>
         <w:tc>
           <w:tcPr>
-            <w:tcW w:w="6153" w:type="dxa"/>
+            <w:tcW w:w="5824" w:type="dxa"/>
             <w:tcBorders/>
             <w:vAlign w:val="center"/>
           </w:tcPr>
@@ -687,21 +679,21 @@
         </w:tc>
         <w:tc>
           <w:tcPr>
-            <w:tcW w:w="1636" w:type="dxa"/>
-            <w:tcBorders/>
-            <w:vAlign w:val="center"/>
-          </w:tcPr>
-          <w:p>
-            <w:pPr>
-              <w:pStyle w:val="TableContents"/>
-              <w:bidi w:val="0"/>
-              <w:spacing w:before="120" w:after="120"/>
-              <w:jc w:val="left"/>
-              <w:rPr/>
-            </w:pPr>
-            <w:r>
-              <w:rPr/>
-              <w:t>18 sections</w:t>
+            <w:tcW w:w="2408" w:type="dxa"/>
+            <w:tcBorders/>
+            <w:vAlign w:val="center"/>
+          </w:tcPr>
+          <w:p>
+            <w:pPr>
+              <w:pStyle w:val="TableContents"/>
+              <w:bidi w:val="0"/>
+              <w:spacing w:before="120" w:after="120"/>
+              <w:jc w:val="left"/>
+              <w:rPr/>
+            </w:pPr>
+            <w:r>
+              <w:rPr/>
+              <w:t>19 sections</w:t>
             </w:r>
           </w:p>
         </w:tc>
@@ -728,7 +720,7 @@
       </w:pPr>
       <w:r>
         <w:rPr/>
-        <w:t>The ladder</w:t>
+        <w:t>The Ladder</w:t>
       </w:r>
     </w:p>
     <w:tbl>
@@ -745,10 +737,10 @@
         </w:tblCellMar>
       </w:tblPr>
       <w:tblGrid>
-        <w:gridCol w:w="617"/>
-        <w:gridCol w:w="2730"/>
-        <w:gridCol w:w="4266"/>
-        <w:gridCol w:w="3726"/>
+        <w:gridCol w:w="675"/>
+        <w:gridCol w:w="2815"/>
+        <w:gridCol w:w="4310"/>
+        <w:gridCol w:w="3539"/>
       </w:tblGrid>
       <w:tr>
         <w:trPr>
@@ -756,7 +748,7 @@
         </w:trPr>
         <w:tc>
           <w:tcPr>
-            <w:tcW w:w="617" w:type="dxa"/>
+            <w:tcW w:w="675" w:type="dxa"/>
             <w:tcBorders/>
             <w:vAlign w:val="center"/>
           </w:tcPr>
@@ -778,7 +770,7 @@
         </w:tc>
         <w:tc>
           <w:tcPr>
-            <w:tcW w:w="2730" w:type="dxa"/>
+            <w:tcW w:w="2815" w:type="dxa"/>
             <w:tcBorders/>
             <w:vAlign w:val="center"/>
           </w:tcPr>
@@ -800,7 +792,7 @@
         </w:tc>
         <w:tc>
           <w:tcPr>
-            <w:tcW w:w="4266" w:type="dxa"/>
+            <w:tcW w:w="4310" w:type="dxa"/>
             <w:tcBorders/>
             <w:vAlign w:val="center"/>
           </w:tcPr>
@@ -822,7 +814,7 @@
         </w:tc>
         <w:tc>
           <w:tcPr>
-            <w:tcW w:w="3726" w:type="dxa"/>
+            <w:tcW w:w="3539" w:type="dxa"/>
             <w:tcBorders/>
             <w:vAlign w:val="center"/>
           </w:tcPr>
@@ -847,7 +839,7 @@
         <w:trPr/>
         <w:tc>
           <w:tcPr>
-            <w:tcW w:w="617" w:type="dxa"/>
+            <w:tcW w:w="675" w:type="dxa"/>
             <w:tcBorders/>
             <w:vAlign w:val="center"/>
           </w:tcPr>
@@ -867,7 +859,7 @@
         </w:tc>
         <w:tc>
           <w:tcPr>
-            <w:tcW w:w="2730" w:type="dxa"/>
+            <w:tcW w:w="2815" w:type="dxa"/>
             <w:tcBorders/>
             <w:vAlign w:val="center"/>
           </w:tcPr>
@@ -887,7 +879,7 @@
         </w:tc>
         <w:tc>
           <w:tcPr>
-            <w:tcW w:w="4266" w:type="dxa"/>
+            <w:tcW w:w="4310" w:type="dxa"/>
             <w:tcBorders/>
             <w:vAlign w:val="center"/>
           </w:tcPr>
@@ -907,7 +899,7 @@
         </w:tc>
         <w:tc>
           <w:tcPr>
-            <w:tcW w:w="3726" w:type="dxa"/>
+            <w:tcW w:w="3539" w:type="dxa"/>
             <w:tcBorders/>
             <w:vAlign w:val="center"/>
           </w:tcPr>
@@ -930,7 +922,7 @@
         <w:trPr/>
         <w:tc>
           <w:tcPr>
-            <w:tcW w:w="617" w:type="dxa"/>
+            <w:tcW w:w="675" w:type="dxa"/>
             <w:tcBorders/>
             <w:vAlign w:val="center"/>
           </w:tcPr>
@@ -950,7 +942,7 @@
         </w:tc>
         <w:tc>
           <w:tcPr>
-            <w:tcW w:w="2730" w:type="dxa"/>
+            <w:tcW w:w="2815" w:type="dxa"/>
             <w:tcBorders/>
             <w:vAlign w:val="center"/>
           </w:tcPr>
@@ -970,7 +962,7 @@
         </w:tc>
         <w:tc>
           <w:tcPr>
-            <w:tcW w:w="4266" w:type="dxa"/>
+            <w:tcW w:w="4310" w:type="dxa"/>
             <w:tcBorders/>
             <w:vAlign w:val="center"/>
           </w:tcPr>
@@ -990,7 +982,7 @@
         </w:tc>
         <w:tc>
           <w:tcPr>
-            <w:tcW w:w="3726" w:type="dxa"/>
+            <w:tcW w:w="3539" w:type="dxa"/>
             <w:tcBorders/>
             <w:vAlign w:val="center"/>
           </w:tcPr>
@@ -1013,7 +1005,7 @@
         <w:trPr/>
         <w:tc>
           <w:tcPr>
-            <w:tcW w:w="617" w:type="dxa"/>
+            <w:tcW w:w="675" w:type="dxa"/>
             <w:tcBorders/>
             <w:vAlign w:val="center"/>
           </w:tcPr>
@@ -1033,7 +1025,7 @@
         </w:tc>
         <w:tc>
           <w:tcPr>
-            <w:tcW w:w="2730" w:type="dxa"/>
+            <w:tcW w:w="2815" w:type="dxa"/>
             <w:tcBorders/>
             <w:vAlign w:val="center"/>
           </w:tcPr>
@@ -1053,7 +1045,7 @@
         </w:tc>
         <w:tc>
           <w:tcPr>
-            <w:tcW w:w="4266" w:type="dxa"/>
+            <w:tcW w:w="4310" w:type="dxa"/>
             <w:tcBorders/>
             <w:vAlign w:val="center"/>
           </w:tcPr>
@@ -1083,7 +1075,7 @@
         </w:tc>
         <w:tc>
           <w:tcPr>
-            <w:tcW w:w="3726" w:type="dxa"/>
+            <w:tcW w:w="3539" w:type="dxa"/>
             <w:tcBorders/>
             <w:vAlign w:val="center"/>
           </w:tcPr>
@@ -1136,7 +1128,7 @@
         <w:trPr/>
         <w:tc>
           <w:tcPr>
-            <w:tcW w:w="617" w:type="dxa"/>
+            <w:tcW w:w="675" w:type="dxa"/>
             <w:tcBorders/>
             <w:vAlign w:val="center"/>
           </w:tcPr>
@@ -1156,7 +1148,7 @@
         </w:tc>
         <w:tc>
           <w:tcPr>
-            <w:tcW w:w="2730" w:type="dxa"/>
+            <w:tcW w:w="2815" w:type="dxa"/>
             <w:tcBorders/>
             <w:vAlign w:val="center"/>
           </w:tcPr>
@@ -1176,7 +1168,7 @@
         </w:tc>
         <w:tc>
           <w:tcPr>
-            <w:tcW w:w="4266" w:type="dxa"/>
+            <w:tcW w:w="4310" w:type="dxa"/>
             <w:tcBorders/>
             <w:vAlign w:val="center"/>
           </w:tcPr>
@@ -1201,7 +1193,7 @@
         </w:tc>
         <w:tc>
           <w:tcPr>
-            <w:tcW w:w="3726" w:type="dxa"/>
+            <w:tcW w:w="3539" w:type="dxa"/>
             <w:tcBorders/>
             <w:vAlign w:val="center"/>
           </w:tcPr>
@@ -1221,6 +1213,34 @@
         </w:tc>
       </w:tr>
     </w:tbl>
+    <w:p>
+      <w:pPr>
+        <w:pStyle w:val="BodyText"/>
+        <w:bidi w:val="0"/>
+        <w:jc w:val="left"/>
+        <w:rPr/>
+      </w:pPr>
+      <w:r>
+        <w:rPr>
+          <w:rStyle w:val="SourceText"/>
+        </w:rPr>
+        <w:t>ROLE_TIERS</w:t>
+      </w:r>
+      <w:r>
+        <w:rPr/>
+        <w:t xml:space="preserve"> (</w:t>
+      </w:r>
+      <w:r>
+        <w:rPr>
+          <w:rStyle w:val="SourceText"/>
+        </w:rPr>
+        <w:t>hooks/scripts/crew_state.py:1205</w:t>
+      </w:r>
+      <w:r>
+        <w:rPr/>
+        <w:t>) holds 13 entries across tiers 0-2. Tier 3 names no role; it governs parallelism, and a config that declares it keeps it.</w:t>
+      </w:r>
+    </w:p>
     <w:p>
       <w:pPr>
         <w:pStyle w:val="Heading3"/>
@@ -1342,7 +1362,77 @@
       </w:r>
       <w:r>
         <w:rPr/>
-        <w:t>, enforced by the write guard from 0.19.92.</w:t>
+        <w:t xml:space="preserve">, enforced by the role write guard. Since </w:t>
+      </w:r>
+      <w:r>
+        <w:rPr>
+          <w:rStyle w:val="SourceText"/>
+        </w:rPr>
+        <w:t>agents/pm.md</w:t>
+      </w:r>
+      <w:r>
+        <w:rPr/>
+        <w:t xml:space="preserve">'s most recent change, the PM re-reads full </w:t>
+      </w:r>
+      <w:r>
+        <w:rPr>
+          <w:rStyle w:val="SourceText"/>
+        </w:rPr>
+        <w:t>crew_state.py</w:t>
+      </w:r>
+      <w:r>
+        <w:rPr/>
+        <w:t xml:space="preserve"> output plus HEAD, branch and </w:t>
+      </w:r>
+      <w:r>
+        <w:rPr>
+          <w:rStyle w:val="SourceText"/>
+        </w:rPr>
+        <w:t>git status --porcelain</w:t>
+      </w:r>
+      <w:r>
+        <w:rPr/>
+        <w:t xml:space="preserve"> before every dispatch, and on every return runs </w:t>
+      </w:r>
+      <w:r>
+        <w:rPr>
+          <w:rStyle w:val="SourceText"/>
+        </w:rPr>
+        <w:t>rev-parse</w:t>
+      </w:r>
+      <w:r>
+        <w:rPr/>
+        <w:t xml:space="preserve">, </w:t>
+      </w:r>
+      <w:r>
+        <w:rPr>
+          <w:rStyle w:val="SourceText"/>
+        </w:rPr>
+        <w:t>merge-base --is-ancestor</w:t>
+      </w:r>
+      <w:r>
+        <w:rPr/>
+        <w:t xml:space="preserve">, </w:t>
+      </w:r>
+      <w:r>
+        <w:rPr>
+          <w:rStyle w:val="SourceText"/>
+        </w:rPr>
+        <w:t>log &lt;pre&gt;..HEAD</w:t>
+      </w:r>
+      <w:r>
+        <w:rPr/>
+        <w:t xml:space="preserve"> and </w:t>
+      </w:r>
+      <w:r>
+        <w:rPr>
+          <w:rStyle w:val="SourceText"/>
+        </w:rPr>
+        <w:t>branch --show-current</w:t>
+      </w:r>
+      <w:r>
+        <w:rPr/>
+        <w:t xml:space="preserve"> against its own checkout, so a backward, sideways or foreign-forward HEAD is reported rather than assumed away.</w:t>
       </w:r>
     </w:p>
     <w:p>
@@ -1394,7 +1484,7 @@
       </w:pPr>
       <w:r>
         <w:rPr/>
-        <w:t>Model routing</w:t>
+        <w:t>Model Routing</w:t>
       </w:r>
     </w:p>
     <w:p>
@@ -1412,7 +1502,17 @@
       </w:r>
       <w:r>
         <w:rPr/>
-        <w:t xml:space="preserve"> prints the effective provider, model and family per role, which fallbacks are armed, and whether the self-review guard bars anything. The QA order tries Codex (gpt-6-astra) first, then Copilot (Kimi), then Claude; a reviewer of the same family as the diff's author is struck. Config keys </w:t>
+        <w:t xml:space="preserve"> prints the effective provider, model and family per role, which fallbacks are armed, and whether the self-review guard bars anything. The QA order tries Codex first, then a Copilot model, then Claude; a reviewer of the same family as the diff's author is struck (</w:t>
+      </w:r>
+      <w:r>
+        <w:rPr>
+          <w:rStyle w:val="SourceText"/>
+        </w:rPr>
+        <w:t>qa.order</w:t>
+      </w:r>
+      <w:r>
+        <w:rPr/>
+        <w:t xml:space="preserve"> walked by family, never a fixed list of three names). Config keys </w:t>
       </w:r>
       <w:r>
         <w:rPr>
@@ -1452,7 +1552,7 @@
       </w:r>
       <w:r>
         <w:rPr/>
-        <w:t xml:space="preserve">. The Agent tool's </w:t>
+        <w:t xml:space="preserve">, both open tables so an unlisted role is still settable. The Agent tool's </w:t>
       </w:r>
       <w:r>
         <w:rPr>
@@ -1491,9 +1591,9 @@
         </w:tblCellMar>
       </w:tblPr>
       <w:tblGrid>
-        <w:gridCol w:w="2161"/>
-        <w:gridCol w:w="6034"/>
-        <w:gridCol w:w="3144"/>
+        <w:gridCol w:w="2202"/>
+        <w:gridCol w:w="6195"/>
+        <w:gridCol w:w="2942"/>
       </w:tblGrid>
       <w:tr>
         <w:trPr>
@@ -1501,7 +1601,7 @@
         </w:trPr>
         <w:tc>
           <w:tcPr>
-            <w:tcW w:w="2161" w:type="dxa"/>
+            <w:tcW w:w="2202" w:type="dxa"/>
             <w:tcBorders/>
             <w:vAlign w:val="center"/>
           </w:tcPr>
@@ -1523,7 +1623,7 @@
         </w:tc>
         <w:tc>
           <w:tcPr>
-            <w:tcW w:w="6034" w:type="dxa"/>
+            <w:tcW w:w="6195" w:type="dxa"/>
             <w:tcBorders/>
             <w:vAlign w:val="center"/>
           </w:tcPr>
@@ -1545,7 +1645,7 @@
         </w:tc>
         <w:tc>
           <w:tcPr>
-            <w:tcW w:w="3144" w:type="dxa"/>
+            <w:tcW w:w="2942" w:type="dxa"/>
             <w:tcBorders/>
             <w:vAlign w:val="center"/>
           </w:tcPr>
@@ -1570,7 +1670,7 @@
         <w:trPr/>
         <w:tc>
           <w:tcPr>
-            <w:tcW w:w="2161" w:type="dxa"/>
+            <w:tcW w:w="2202" w:type="dxa"/>
             <w:tcBorders/>
             <w:vAlign w:val="center"/>
           </w:tcPr>
@@ -1590,7 +1690,7 @@
         </w:tc>
         <w:tc>
           <w:tcPr>
-            <w:tcW w:w="6034" w:type="dxa"/>
+            <w:tcW w:w="6195" w:type="dxa"/>
             <w:tcBorders/>
             <w:vAlign w:val="center"/>
           </w:tcPr>
@@ -1610,7 +1710,7 @@
         </w:tc>
         <w:tc>
           <w:tcPr>
-            <w:tcW w:w="3144" w:type="dxa"/>
+            <w:tcW w:w="2942" w:type="dxa"/>
             <w:tcBorders/>
             <w:vAlign w:val="center"/>
           </w:tcPr>
@@ -1659,7 +1759,7 @@
         <w:trPr/>
         <w:tc>
           <w:tcPr>
-            <w:tcW w:w="2161" w:type="dxa"/>
+            <w:tcW w:w="2202" w:type="dxa"/>
             <w:tcBorders/>
             <w:vAlign w:val="center"/>
           </w:tcPr>
@@ -1679,7 +1779,7 @@
         </w:tc>
         <w:tc>
           <w:tcPr>
-            <w:tcW w:w="6034" w:type="dxa"/>
+            <w:tcW w:w="6195" w:type="dxa"/>
             <w:tcBorders/>
             <w:vAlign w:val="center"/>
           </w:tcPr>
@@ -1709,7 +1809,7 @@
         </w:tc>
         <w:tc>
           <w:tcPr>
-            <w:tcW w:w="3144" w:type="dxa"/>
+            <w:tcW w:w="2942" w:type="dxa"/>
             <w:tcBorders/>
             <w:vAlign w:val="center"/>
           </w:tcPr>
@@ -1748,7 +1848,7 @@
         <w:trPr/>
         <w:tc>
           <w:tcPr>
-            <w:tcW w:w="2161" w:type="dxa"/>
+            <w:tcW w:w="2202" w:type="dxa"/>
             <w:tcBorders/>
             <w:vAlign w:val="center"/>
           </w:tcPr>
@@ -1768,7 +1868,7 @@
         </w:tc>
         <w:tc>
           <w:tcPr>
-            <w:tcW w:w="6034" w:type="dxa"/>
+            <w:tcW w:w="6195" w:type="dxa"/>
             <w:tcBorders/>
             <w:vAlign w:val="center"/>
           </w:tcPr>
@@ -1788,7 +1888,7 @@
         </w:tc>
         <w:tc>
           <w:tcPr>
-            <w:tcW w:w="3144" w:type="dxa"/>
+            <w:tcW w:w="2942" w:type="dxa"/>
             <w:tcBorders/>
             <w:vAlign w:val="center"/>
           </w:tcPr>
@@ -1817,7 +1917,7 @@
         <w:trPr/>
         <w:tc>
           <w:tcPr>
-            <w:tcW w:w="2161" w:type="dxa"/>
+            <w:tcW w:w="2202" w:type="dxa"/>
             <w:tcBorders/>
             <w:vAlign w:val="center"/>
           </w:tcPr>
@@ -1837,7 +1937,7 @@
         </w:tc>
         <w:tc>
           <w:tcPr>
-            <w:tcW w:w="6034" w:type="dxa"/>
+            <w:tcW w:w="6195" w:type="dxa"/>
             <w:tcBorders/>
             <w:vAlign w:val="center"/>
           </w:tcPr>
@@ -1857,7 +1957,7 @@
         </w:tc>
         <w:tc>
           <w:tcPr>
-            <w:tcW w:w="3144" w:type="dxa"/>
+            <w:tcW w:w="2942" w:type="dxa"/>
             <w:tcBorders/>
             <w:vAlign w:val="center"/>
           </w:tcPr>
@@ -1896,7 +1996,7 @@
         <w:trPr/>
         <w:tc>
           <w:tcPr>
-            <w:tcW w:w="2161" w:type="dxa"/>
+            <w:tcW w:w="2202" w:type="dxa"/>
             <w:tcBorders/>
             <w:vAlign w:val="center"/>
           </w:tcPr>
@@ -1916,7 +2016,7 @@
         </w:tc>
         <w:tc>
           <w:tcPr>
-            <w:tcW w:w="6034" w:type="dxa"/>
+            <w:tcW w:w="6195" w:type="dxa"/>
             <w:tcBorders/>
             <w:vAlign w:val="center"/>
           </w:tcPr>
@@ -1950,7 +2050,7 @@
             </w:r>
             <w:r>
               <w:rPr/>
-              <w:t xml:space="preserve"> (0.19.93) measures and writes </w:t>
+              <w:t xml:space="preserve"> measures and writes </w:t>
             </w:r>
             <w:r>
               <w:rPr>
@@ -1966,7 +2066,7 @@
         </w:tc>
         <w:tc>
           <w:tcPr>
-            <w:tcW w:w="3144" w:type="dxa"/>
+            <w:tcW w:w="2942" w:type="dxa"/>
             <w:tcBorders/>
             <w:vAlign w:val="center"/>
           </w:tcPr>
@@ -1995,7 +2095,7 @@
         <w:trPr/>
         <w:tc>
           <w:tcPr>
-            <w:tcW w:w="2161" w:type="dxa"/>
+            <w:tcW w:w="2202" w:type="dxa"/>
             <w:tcBorders/>
             <w:vAlign w:val="center"/>
           </w:tcPr>
@@ -2015,7 +2115,7 @@
         </w:tc>
         <w:tc>
           <w:tcPr>
-            <w:tcW w:w="6034" w:type="dxa"/>
+            <w:tcW w:w="6195" w:type="dxa"/>
             <w:tcBorders/>
             <w:vAlign w:val="center"/>
           </w:tcPr>
@@ -2035,7 +2135,7 @@
         </w:tc>
         <w:tc>
           <w:tcPr>
-            <w:tcW w:w="3144" w:type="dxa"/>
+            <w:tcW w:w="2942" w:type="dxa"/>
             <w:tcBorders/>
             <w:vAlign w:val="center"/>
           </w:tcPr>
@@ -2058,7 +2158,7 @@
         <w:trPr/>
         <w:tc>
           <w:tcPr>
-            <w:tcW w:w="2161" w:type="dxa"/>
+            <w:tcW w:w="2202" w:type="dxa"/>
             <w:tcBorders/>
             <w:vAlign w:val="center"/>
           </w:tcPr>
@@ -2078,7 +2178,7 @@
         </w:tc>
         <w:tc>
           <w:tcPr>
-            <w:tcW w:w="6034" w:type="dxa"/>
+            <w:tcW w:w="6195" w:type="dxa"/>
             <w:tcBorders/>
             <w:vAlign w:val="center"/>
           </w:tcPr>
@@ -2118,7 +2218,7 @@
         </w:tc>
         <w:tc>
           <w:tcPr>
-            <w:tcW w:w="3144" w:type="dxa"/>
+            <w:tcW w:w="2942" w:type="dxa"/>
             <w:tcBorders/>
             <w:vAlign w:val="center"/>
           </w:tcPr>
@@ -2147,7 +2247,7 @@
         <w:trPr/>
         <w:tc>
           <w:tcPr>
-            <w:tcW w:w="2161" w:type="dxa"/>
+            <w:tcW w:w="2202" w:type="dxa"/>
             <w:tcBorders/>
             <w:vAlign w:val="center"/>
           </w:tcPr>
@@ -2167,7 +2267,7 @@
         </w:tc>
         <w:tc>
           <w:tcPr>
-            <w:tcW w:w="6034" w:type="dxa"/>
+            <w:tcW w:w="6195" w:type="dxa"/>
             <w:tcBorders/>
             <w:vAlign w:val="center"/>
           </w:tcPr>
@@ -2191,13 +2291,13 @@
             </w:r>
             <w:r>
               <w:rPr/>
-              <w:t>; refuses while any of the ten template questions is unanswered.</w:t>
-            </w:r>
-          </w:p>
-        </w:tc>
-        <w:tc>
-          <w:tcPr>
-            <w:tcW w:w="3144" w:type="dxa"/>
+              <w:t>; refuses while any template question is unanswered.</w:t>
+            </w:r>
+          </w:p>
+        </w:tc>
+        <w:tc>
+          <w:tcPr>
+            <w:tcW w:w="2942" w:type="dxa"/>
             <w:tcBorders/>
             <w:vAlign w:val="center"/>
           </w:tcPr>
@@ -2220,7 +2320,7 @@
         <w:trPr/>
         <w:tc>
           <w:tcPr>
-            <w:tcW w:w="2161" w:type="dxa"/>
+            <w:tcW w:w="2202" w:type="dxa"/>
             <w:tcBorders/>
             <w:vAlign w:val="center"/>
           </w:tcPr>
@@ -2240,7 +2340,7 @@
         </w:tc>
         <w:tc>
           <w:tcPr>
-            <w:tcW w:w="6034" w:type="dxa"/>
+            <w:tcW w:w="6195" w:type="dxa"/>
             <w:tcBorders/>
             <w:vAlign w:val="center"/>
           </w:tcPr>
@@ -2260,7 +2360,7 @@
         </w:tc>
         <w:tc>
           <w:tcPr>
-            <w:tcW w:w="3144" w:type="dxa"/>
+            <w:tcW w:w="2942" w:type="dxa"/>
             <w:tcBorders/>
             <w:vAlign w:val="center"/>
           </w:tcPr>
@@ -2289,7 +2389,7 @@
         <w:trPr/>
         <w:tc>
           <w:tcPr>
-            <w:tcW w:w="2161" w:type="dxa"/>
+            <w:tcW w:w="2202" w:type="dxa"/>
             <w:tcBorders/>
             <w:vAlign w:val="center"/>
           </w:tcPr>
@@ -2309,7 +2409,7 @@
         </w:tc>
         <w:tc>
           <w:tcPr>
-            <w:tcW w:w="6034" w:type="dxa"/>
+            <w:tcW w:w="6195" w:type="dxa"/>
             <w:tcBorders/>
             <w:vAlign w:val="center"/>
           </w:tcPr>
@@ -2329,7 +2429,7 @@
         </w:tc>
         <w:tc>
           <w:tcPr>
-            <w:tcW w:w="3144" w:type="dxa"/>
+            <w:tcW w:w="2942" w:type="dxa"/>
             <w:tcBorders/>
             <w:vAlign w:val="center"/>
           </w:tcPr>
@@ -2357,7 +2457,7 @@
         <w:trPr/>
         <w:tc>
           <w:tcPr>
-            <w:tcW w:w="2161" w:type="dxa"/>
+            <w:tcW w:w="2202" w:type="dxa"/>
             <w:tcBorders/>
             <w:vAlign w:val="center"/>
           </w:tcPr>
@@ -2377,27 +2477,37 @@
         </w:tc>
         <w:tc>
           <w:tcPr>
-            <w:tcW w:w="6034" w:type="dxa"/>
-            <w:tcBorders/>
-            <w:vAlign w:val="center"/>
-          </w:tcPr>
-          <w:p>
-            <w:pPr>
-              <w:pStyle w:val="TableContents"/>
-              <w:bidi w:val="0"/>
-              <w:spacing w:before="120" w:after="120"/>
-              <w:jc w:val="left"/>
-              <w:rPr/>
-            </w:pPr>
-            <w:r>
-              <w:rPr/>
-              <w:t>Manager conversation; role listing; per-role model set and probe; grow or shrink recommendation; config provenance; schema migration (currently to schema 7).</w:t>
-            </w:r>
-          </w:p>
-        </w:tc>
-        <w:tc>
-          <w:tcPr>
-            <w:tcW w:w="3144" w:type="dxa"/>
+            <w:tcW w:w="6195" w:type="dxa"/>
+            <w:tcBorders/>
+            <w:vAlign w:val="center"/>
+          </w:tcPr>
+          <w:p>
+            <w:pPr>
+              <w:pStyle w:val="TableContents"/>
+              <w:bidi w:val="0"/>
+              <w:spacing w:before="120" w:after="120"/>
+              <w:jc w:val="left"/>
+              <w:rPr/>
+            </w:pPr>
+            <w:r>
+              <w:rPr/>
+              <w:t xml:space="preserve">Manager conversation; role listing; per-role model set and probe; grow or shrink recommendation; config provenance; schema migration (currently to schema </w:t>
+            </w:r>
+            <w:r>
+              <w:rPr>
+                <w:rStyle w:val="SourceText"/>
+              </w:rPr>
+              <w:t>crew_state.SCHEMA_CURRENT</w:t>
+            </w:r>
+            <w:r>
+              <w:rPr/>
+              <w:t xml:space="preserve"> = 7).</w:t>
+            </w:r>
+          </w:p>
+        </w:tc>
+        <w:tc>
+          <w:tcPr>
+            <w:tcW w:w="2942" w:type="dxa"/>
             <w:tcBorders/>
             <w:vAlign w:val="center"/>
           </w:tcPr>
@@ -2436,7 +2546,7 @@
         <w:trPr/>
         <w:tc>
           <w:tcPr>
-            <w:tcW w:w="2161" w:type="dxa"/>
+            <w:tcW w:w="2202" w:type="dxa"/>
             <w:tcBorders/>
             <w:vAlign w:val="center"/>
           </w:tcPr>
@@ -2456,7 +2566,7 @@
         </w:tc>
         <w:tc>
           <w:tcPr>
-            <w:tcW w:w="6034" w:type="dxa"/>
+            <w:tcW w:w="6195" w:type="dxa"/>
             <w:tcBorders/>
             <w:vAlign w:val="center"/>
           </w:tcPr>
@@ -2486,7 +2596,7 @@
         </w:tc>
         <w:tc>
           <w:tcPr>
-            <w:tcW w:w="3144" w:type="dxa"/>
+            <w:tcW w:w="2942" w:type="dxa"/>
             <w:tcBorders/>
             <w:vAlign w:val="center"/>
           </w:tcPr>
@@ -2535,7 +2645,7 @@
         <w:trPr/>
         <w:tc>
           <w:tcPr>
-            <w:tcW w:w="2161" w:type="dxa"/>
+            <w:tcW w:w="2202" w:type="dxa"/>
             <w:tcBorders/>
             <w:vAlign w:val="center"/>
           </w:tcPr>
@@ -2555,7 +2665,7 @@
         </w:tc>
         <w:tc>
           <w:tcPr>
-            <w:tcW w:w="6034" w:type="dxa"/>
+            <w:tcW w:w="6195" w:type="dxa"/>
             <w:tcBorders/>
             <w:vAlign w:val="center"/>
           </w:tcPr>
@@ -2575,7 +2685,7 @@
         </w:tc>
         <w:tc>
           <w:tcPr>
-            <w:tcW w:w="3144" w:type="dxa"/>
+            <w:tcW w:w="2942" w:type="dxa"/>
             <w:tcBorders/>
             <w:vAlign w:val="center"/>
           </w:tcPr>
@@ -2604,7 +2714,7 @@
       </w:pPr>
       <w:r>
         <w:rPr/>
-        <w:t>4. Hooks and guards</w:t>
+        <w:t>4. Hooks and Guards</w:t>
       </w:r>
     </w:p>
     <w:tbl>
@@ -2621,10 +2731,10 @@
         </w:tblCellMar>
       </w:tblPr>
       <w:tblGrid>
-        <w:gridCol w:w="1371"/>
-        <w:gridCol w:w="1173"/>
-        <w:gridCol w:w="3020"/>
-        <w:gridCol w:w="5775"/>
+        <w:gridCol w:w="1545"/>
+        <w:gridCol w:w="1299"/>
+        <w:gridCol w:w="2956"/>
+        <w:gridCol w:w="5539"/>
       </w:tblGrid>
       <w:tr>
         <w:trPr>
@@ -2632,7 +2742,7 @@
         </w:trPr>
         <w:tc>
           <w:tcPr>
-            <w:tcW w:w="1371" w:type="dxa"/>
+            <w:tcW w:w="1545" w:type="dxa"/>
             <w:tcBorders/>
             <w:vAlign w:val="center"/>
           </w:tcPr>
@@ -2654,7 +2764,7 @@
         </w:tc>
         <w:tc>
           <w:tcPr>
-            <w:tcW w:w="1173" w:type="dxa"/>
+            <w:tcW w:w="1299" w:type="dxa"/>
             <w:tcBorders/>
             <w:vAlign w:val="center"/>
           </w:tcPr>
@@ -2676,7 +2786,7 @@
         </w:tc>
         <w:tc>
           <w:tcPr>
-            <w:tcW w:w="3020" w:type="dxa"/>
+            <w:tcW w:w="2956" w:type="dxa"/>
             <w:tcBorders/>
             <w:vAlign w:val="center"/>
           </w:tcPr>
@@ -2698,7 +2808,7 @@
         </w:tc>
         <w:tc>
           <w:tcPr>
-            <w:tcW w:w="5775" w:type="dxa"/>
+            <w:tcW w:w="5539" w:type="dxa"/>
             <w:tcBorders/>
             <w:vAlign w:val="center"/>
           </w:tcPr>
@@ -2723,7 +2833,7 @@
         <w:trPr/>
         <w:tc>
           <w:tcPr>
-            <w:tcW w:w="1371" w:type="dxa"/>
+            <w:tcW w:w="1545" w:type="dxa"/>
             <w:tcBorders/>
             <w:vAlign w:val="center"/>
           </w:tcPr>
@@ -2743,7 +2853,7 @@
         </w:tc>
         <w:tc>
           <w:tcPr>
-            <w:tcW w:w="1173" w:type="dxa"/>
+            <w:tcW w:w="1299" w:type="dxa"/>
             <w:tcBorders/>
             <w:vAlign w:val="center"/>
           </w:tcPr>
@@ -2763,7 +2873,7 @@
         </w:tc>
         <w:tc>
           <w:tcPr>
-            <w:tcW w:w="3020" w:type="dxa"/>
+            <w:tcW w:w="2956" w:type="dxa"/>
             <w:tcBorders/>
             <w:vAlign w:val="center"/>
           </w:tcPr>
@@ -2783,7 +2893,7 @@
         </w:tc>
         <w:tc>
           <w:tcPr>
-            <w:tcW w:w="5775" w:type="dxa"/>
+            <w:tcW w:w="5539" w:type="dxa"/>
             <w:tcBorders/>
             <w:vAlign w:val="center"/>
           </w:tcPr>
@@ -2816,7 +2926,7 @@
         <w:trPr/>
         <w:tc>
           <w:tcPr>
-            <w:tcW w:w="1371" w:type="dxa"/>
+            <w:tcW w:w="1545" w:type="dxa"/>
             <w:tcBorders/>
             <w:vAlign w:val="center"/>
           </w:tcPr>
@@ -2836,7 +2946,7 @@
         </w:tc>
         <w:tc>
           <w:tcPr>
-            <w:tcW w:w="1173" w:type="dxa"/>
+            <w:tcW w:w="1299" w:type="dxa"/>
             <w:tcBorders/>
             <w:vAlign w:val="center"/>
           </w:tcPr>
@@ -2856,7 +2966,7 @@
         </w:tc>
         <w:tc>
           <w:tcPr>
-            <w:tcW w:w="3020" w:type="dxa"/>
+            <w:tcW w:w="2956" w:type="dxa"/>
             <w:tcBorders/>
             <w:vAlign w:val="center"/>
           </w:tcPr>
@@ -2882,7 +2992,7 @@
         </w:tc>
         <w:tc>
           <w:tcPr>
-            <w:tcW w:w="5775" w:type="dxa"/>
+            <w:tcW w:w="5539" w:type="dxa"/>
             <w:tcBorders/>
             <w:vAlign w:val="center"/>
           </w:tcPr>
@@ -2961,7 +3071,7 @@
         <w:trPr/>
         <w:tc>
           <w:tcPr>
-            <w:tcW w:w="1371" w:type="dxa"/>
+            <w:tcW w:w="1545" w:type="dxa"/>
             <w:tcBorders/>
             <w:vAlign w:val="center"/>
           </w:tcPr>
@@ -2981,7 +3091,7 @@
         </w:tc>
         <w:tc>
           <w:tcPr>
-            <w:tcW w:w="1173" w:type="dxa"/>
+            <w:tcW w:w="1299" w:type="dxa"/>
             <w:tcBorders/>
             <w:vAlign w:val="center"/>
           </w:tcPr>
@@ -3001,7 +3111,7 @@
         </w:tc>
         <w:tc>
           <w:tcPr>
-            <w:tcW w:w="3020" w:type="dxa"/>
+            <w:tcW w:w="2956" w:type="dxa"/>
             <w:tcBorders/>
             <w:vAlign w:val="center"/>
           </w:tcPr>
@@ -3033,7 +3143,7 @@
         </w:tc>
         <w:tc>
           <w:tcPr>
-            <w:tcW w:w="5775" w:type="dxa"/>
+            <w:tcW w:w="5539" w:type="dxa"/>
             <w:tcBorders/>
             <w:vAlign w:val="center"/>
           </w:tcPr>
@@ -3053,7 +3163,17 @@
             </w:r>
             <w:r>
               <w:rPr/>
-              <w:t xml:space="preserve"> (off by default; block is the floor). See section 6.</w:t>
+              <w:t xml:space="preserve"> (off by default, per </w:t>
+            </w:r>
+            <w:r>
+              <w:rPr>
+                <w:rStyle w:val="SourceText"/>
+              </w:rPr>
+              <w:t>CONFIG.md</w:t>
+            </w:r>
+            <w:r>
+              <w:rPr/>
+              <w:t xml:space="preserve"> §18; block is the floor once enabled). See section 6.</w:t>
             </w:r>
           </w:p>
         </w:tc>
@@ -3062,7 +3182,7 @@
         <w:trPr/>
         <w:tc>
           <w:tcPr>
-            <w:tcW w:w="1371" w:type="dxa"/>
+            <w:tcW w:w="1545" w:type="dxa"/>
             <w:tcBorders/>
             <w:vAlign w:val="center"/>
           </w:tcPr>
@@ -3082,7 +3202,7 @@
         </w:tc>
         <w:tc>
           <w:tcPr>
-            <w:tcW w:w="1173" w:type="dxa"/>
+            <w:tcW w:w="1299" w:type="dxa"/>
             <w:tcBorders/>
             <w:vAlign w:val="center"/>
           </w:tcPr>
@@ -3102,7 +3222,7 @@
         </w:tc>
         <w:tc>
           <w:tcPr>
-            <w:tcW w:w="3020" w:type="dxa"/>
+            <w:tcW w:w="2956" w:type="dxa"/>
             <w:tcBorders/>
             <w:vAlign w:val="center"/>
           </w:tcPr>
@@ -3122,7 +3242,7 @@
         </w:tc>
         <w:tc>
           <w:tcPr>
-            <w:tcW w:w="5775" w:type="dxa"/>
+            <w:tcW w:w="5539" w:type="dxa"/>
             <w:tcBorders/>
             <w:vAlign w:val="center"/>
           </w:tcPr>
@@ -3155,7 +3275,7 @@
         <w:trPr/>
         <w:tc>
           <w:tcPr>
-            <w:tcW w:w="1371" w:type="dxa"/>
+            <w:tcW w:w="1545" w:type="dxa"/>
             <w:tcBorders/>
             <w:vAlign w:val="center"/>
           </w:tcPr>
@@ -3175,7 +3295,7 @@
         </w:tc>
         <w:tc>
           <w:tcPr>
-            <w:tcW w:w="1173" w:type="dxa"/>
+            <w:tcW w:w="1299" w:type="dxa"/>
             <w:tcBorders/>
             <w:vAlign w:val="center"/>
           </w:tcPr>
@@ -3195,7 +3315,7 @@
         </w:tc>
         <w:tc>
           <w:tcPr>
-            <w:tcW w:w="3020" w:type="dxa"/>
+            <w:tcW w:w="2956" w:type="dxa"/>
             <w:tcBorders/>
             <w:vAlign w:val="center"/>
           </w:tcPr>
@@ -3217,7 +3337,7 @@
         </w:tc>
         <w:tc>
           <w:tcPr>
-            <w:tcW w:w="5775" w:type="dxa"/>
+            <w:tcW w:w="5539" w:type="dxa"/>
             <w:tcBorders/>
             <w:vAlign w:val="center"/>
           </w:tcPr>
@@ -3240,7 +3360,7 @@
         <w:trPr/>
         <w:tc>
           <w:tcPr>
-            <w:tcW w:w="1371" w:type="dxa"/>
+            <w:tcW w:w="1545" w:type="dxa"/>
             <w:tcBorders/>
             <w:vAlign w:val="center"/>
           </w:tcPr>
@@ -3260,7 +3380,7 @@
         </w:tc>
         <w:tc>
           <w:tcPr>
-            <w:tcW w:w="1173" w:type="dxa"/>
+            <w:tcW w:w="1299" w:type="dxa"/>
             <w:tcBorders/>
             <w:vAlign w:val="center"/>
           </w:tcPr>
@@ -3280,7 +3400,7 @@
         </w:tc>
         <w:tc>
           <w:tcPr>
-            <w:tcW w:w="3020" w:type="dxa"/>
+            <w:tcW w:w="2956" w:type="dxa"/>
             <w:tcBorders/>
             <w:vAlign w:val="center"/>
           </w:tcPr>
@@ -3312,7 +3432,7 @@
         </w:tc>
         <w:tc>
           <w:tcPr>
-            <w:tcW w:w="5775" w:type="dxa"/>
+            <w:tcW w:w="5539" w:type="dxa"/>
             <w:tcBorders/>
             <w:vAlign w:val="center"/>
           </w:tcPr>
@@ -3336,7 +3456,7 @@
             </w:r>
             <w:r>
               <w:rPr/>
-              <w:t xml:space="preserve"> (default 60); blocks on failure. See section 7.</w:t>
+              <w:t xml:space="preserve"> (default 60); blocks on failure; keeps a per-rule record even when a sibling rule in the same pass fails. See section 6.</w:t>
             </w:r>
           </w:p>
         </w:tc>
@@ -3361,7 +3481,27 @@
       </w:r>
       <w:r>
         <w:rPr/>
-        <w:t xml:space="preserve"> on the Windows entry, because a bare hook command goes to Git Bash on Windows. Every ratcheted key resolves to the narrower of the repository and machine-global layers; a corrupt layer resolves to the strict value; </w:t>
+        <w:t xml:space="preserve"> on the Windows entry, because a bare hook command goes to Git Bash on Windows; every </w:t>
+      </w:r>
+      <w:r>
+        <w:rPr>
+          <w:rStyle w:val="SourceText"/>
+        </w:rPr>
+        <w:t>.ps1</w:t>
+      </w:r>
+      <w:r>
+        <w:rPr/>
+        <w:t xml:space="preserve"> hook stands down off Windows as its first executable statement (</w:t>
+      </w:r>
+      <w:r>
+        <w:rPr>
+          <w:rStyle w:val="SourceText"/>
+        </w:rPr>
+        <w:t>if ($env:OS -ne 'Windows_NT') { exit 0 }</w:t>
+      </w:r>
+      <w:r>
+        <w:rPr/>
+        <w:t xml:space="preserve">), so a host carrying both interpreters never runs a hook twice. Every ratcheted key resolves to the narrower of the repository and machine-global layers; a corrupt layer resolves to the strict value; </w:t>
       </w:r>
       <w:r>
         <w:rPr>
@@ -3383,7 +3523,7 @@
       </w:pPr>
       <w:r>
         <w:rPr/>
-        <w:t>5. Knowledge files</w:t>
+        <w:t>5. Knowledge Files</w:t>
       </w:r>
     </w:p>
     <w:tbl>
@@ -3400,9 +3540,9 @@
         </w:tblCellMar>
       </w:tblPr>
       <w:tblGrid>
-        <w:gridCol w:w="1191"/>
-        <w:gridCol w:w="3388"/>
-        <w:gridCol w:w="6760"/>
+        <w:gridCol w:w="1300"/>
+        <w:gridCol w:w="2724"/>
+        <w:gridCol w:w="7315"/>
       </w:tblGrid>
       <w:tr>
         <w:trPr>
@@ -3410,7 +3550,7 @@
         </w:trPr>
         <w:tc>
           <w:tcPr>
-            <w:tcW w:w="1191" w:type="dxa"/>
+            <w:tcW w:w="1300" w:type="dxa"/>
             <w:tcBorders/>
             <w:vAlign w:val="center"/>
           </w:tcPr>
@@ -3432,7 +3572,7 @@
         </w:tc>
         <w:tc>
           <w:tcPr>
-            <w:tcW w:w="3388" w:type="dxa"/>
+            <w:tcW w:w="2724" w:type="dxa"/>
             <w:tcBorders/>
             <w:vAlign w:val="center"/>
           </w:tcPr>
@@ -3454,7 +3594,7 @@
         </w:tc>
         <w:tc>
           <w:tcPr>
-            <w:tcW w:w="6760" w:type="dxa"/>
+            <w:tcW w:w="7315" w:type="dxa"/>
             <w:tcBorders/>
             <w:vAlign w:val="center"/>
           </w:tcPr>
@@ -3479,7 +3619,7 @@
         <w:trPr/>
         <w:tc>
           <w:tcPr>
-            <w:tcW w:w="1191" w:type="dxa"/>
+            <w:tcW w:w="1300" w:type="dxa"/>
             <w:tcBorders/>
             <w:vAlign w:val="center"/>
           </w:tcPr>
@@ -3499,7 +3639,7 @@
         </w:tc>
         <w:tc>
           <w:tcPr>
-            <w:tcW w:w="3388" w:type="dxa"/>
+            <w:tcW w:w="2724" w:type="dxa"/>
             <w:tcBorders/>
             <w:vAlign w:val="center"/>
           </w:tcPr>
@@ -3525,7 +3665,7 @@
         </w:tc>
         <w:tc>
           <w:tcPr>
-            <w:tcW w:w="6760" w:type="dxa"/>
+            <w:tcW w:w="7315" w:type="dxa"/>
             <w:tcBorders/>
             <w:vAlign w:val="center"/>
           </w:tcPr>
@@ -3569,7 +3709,27 @@
             </w:r>
             <w:r>
               <w:rPr/>
-              <w:t>.</w:t>
+              <w:t xml:space="preserve">. Deliberately carries no </w:t>
+            </w:r>
+            <w:r>
+              <w:rPr>
+                <w:rStyle w:val="SourceText"/>
+              </w:rPr>
+              <w:t>## Landmines</w:t>
+            </w:r>
+            <w:r>
+              <w:rPr/>
+              <w:t xml:space="preserve"> heading of its own; that judgement lives in the repository's </w:t>
+            </w:r>
+            <w:r>
+              <w:rPr>
+                <w:rStyle w:val="SourceText"/>
+              </w:rPr>
+              <w:t>CLAUDE.md</w:t>
+            </w:r>
+            <w:r>
+              <w:rPr/>
+              <w:t xml:space="preserve"> and the codemap cites it in place rather than restating it.</w:t>
             </w:r>
           </w:p>
         </w:tc>
@@ -3578,7 +3738,7 @@
         <w:trPr/>
         <w:tc>
           <w:tcPr>
-            <w:tcW w:w="1191" w:type="dxa"/>
+            <w:tcW w:w="1300" w:type="dxa"/>
             <w:tcBorders/>
             <w:vAlign w:val="center"/>
           </w:tcPr>
@@ -3598,7 +3758,7 @@
         </w:tc>
         <w:tc>
           <w:tcPr>
-            <w:tcW w:w="3388" w:type="dxa"/>
+            <w:tcW w:w="2724" w:type="dxa"/>
             <w:tcBorders/>
             <w:vAlign w:val="center"/>
           </w:tcPr>
@@ -3634,7 +3794,7 @@
         </w:tc>
         <w:tc>
           <w:tcPr>
-            <w:tcW w:w="6760" w:type="dxa"/>
+            <w:tcW w:w="7315" w:type="dxa"/>
             <w:tcBorders/>
             <w:vAlign w:val="center"/>
           </w:tcPr>
@@ -3677,7 +3837,7 @@
         <w:trPr/>
         <w:tc>
           <w:tcPr>
-            <w:tcW w:w="1191" w:type="dxa"/>
+            <w:tcW w:w="1300" w:type="dxa"/>
             <w:tcBorders/>
             <w:vAlign w:val="center"/>
           </w:tcPr>
@@ -3697,7 +3857,7 @@
         </w:tc>
         <w:tc>
           <w:tcPr>
-            <w:tcW w:w="3388" w:type="dxa"/>
+            <w:tcW w:w="2724" w:type="dxa"/>
             <w:tcBorders/>
             <w:vAlign w:val="center"/>
           </w:tcPr>
@@ -3729,7 +3889,7 @@
         </w:tc>
         <w:tc>
           <w:tcPr>
-            <w:tcW w:w="6760" w:type="dxa"/>
+            <w:tcW w:w="7315" w:type="dxa"/>
             <w:tcBorders/>
             <w:vAlign w:val="center"/>
           </w:tcPr>
@@ -3758,7 +3918,7 @@
         <w:trPr/>
         <w:tc>
           <w:tcPr>
-            <w:tcW w:w="1191" w:type="dxa"/>
+            <w:tcW w:w="1300" w:type="dxa"/>
             <w:tcBorders/>
             <w:vAlign w:val="center"/>
           </w:tcPr>
@@ -3778,7 +3938,7 @@
         </w:tc>
         <w:tc>
           <w:tcPr>
-            <w:tcW w:w="3388" w:type="dxa"/>
+            <w:tcW w:w="2724" w:type="dxa"/>
             <w:tcBorders/>
             <w:vAlign w:val="center"/>
           </w:tcPr>
@@ -3800,7 +3960,7 @@
         </w:tc>
         <w:tc>
           <w:tcPr>
-            <w:tcW w:w="6760" w:type="dxa"/>
+            <w:tcW w:w="7315" w:type="dxa"/>
             <w:tcBorders/>
             <w:vAlign w:val="center"/>
           </w:tcPr>
@@ -3823,7 +3983,7 @@
         <w:trPr/>
         <w:tc>
           <w:tcPr>
-            <w:tcW w:w="1191" w:type="dxa"/>
+            <w:tcW w:w="1300" w:type="dxa"/>
             <w:tcBorders/>
             <w:vAlign w:val="center"/>
           </w:tcPr>
@@ -3843,7 +4003,7 @@
         </w:tc>
         <w:tc>
           <w:tcPr>
-            <w:tcW w:w="3388" w:type="dxa"/>
+            <w:tcW w:w="2724" w:type="dxa"/>
             <w:tcBorders/>
             <w:vAlign w:val="center"/>
           </w:tcPr>
@@ -3865,7 +4025,7 @@
         </w:tc>
         <w:tc>
           <w:tcPr>
-            <w:tcW w:w="6760" w:type="dxa"/>
+            <w:tcW w:w="7315" w:type="dxa"/>
             <w:tcBorders/>
             <w:vAlign w:val="center"/>
           </w:tcPr>
@@ -3894,7 +4054,423 @@
       </w:pPr>
       <w:r>
         <w:rPr/>
-        <w:t>6. Changes 0.19.90 to 0.19.92</w:t>
+        <w:t>6. The Stop Gate and the PM: Crew 0.20.11</w:t>
+      </w:r>
+    </w:p>
+    <w:p>
+      <w:pPr>
+        <w:pStyle w:val="BodyText"/>
+        <w:bidi w:val="0"/>
+        <w:jc w:val="left"/>
+        <w:rPr/>
+      </w:pPr>
+      <w:r>
+        <w:rPr/>
+        <w:t xml:space="preserve">The current top entry in </w:t>
+      </w:r>
+      <w:r>
+        <w:rPr>
+          <w:rStyle w:val="SourceText"/>
+        </w:rPr>
+        <w:t>CHANGELOG.md</w:t>
+      </w:r>
+      <w:r>
+        <w:rPr/>
+        <w:t xml:space="preserve">'s </w:t>
+      </w:r>
+      <w:r>
+        <w:rPr>
+          <w:rStyle w:val="SourceText"/>
+        </w:rPr>
+        <w:t>[Unreleased]</w:t>
+      </w:r>
+      <w:r>
+        <w:rPr/>
+        <w:t xml:space="preserve"> section, filed against crew 0.20.11, closes three related defects in one pass.</w:t>
+      </w:r>
+    </w:p>
+    <w:p>
+      <w:pPr>
+        <w:pStyle w:val="Heading3"/>
+        <w:bidi w:val="0"/>
+        <w:jc w:val="left"/>
+        <w:rPr/>
+      </w:pPr>
+      <w:r>
+        <w:rPr/>
+        <w:t>Evidence Retention on a Partial Failure</w:t>
+      </w:r>
+    </w:p>
+    <w:p>
+      <w:pPr>
+        <w:pStyle w:val="BodyText"/>
+        <w:bidi w:val="0"/>
+        <w:jc w:val="left"/>
+        <w:rPr/>
+      </w:pPr>
+      <w:r>
+        <w:rPr>
+          <w:rStyle w:val="SourceText"/>
+        </w:rPr>
+        <w:t>verify-gate.sh</w:t>
+      </w:r>
+      <w:r>
+        <w:rPr/>
+        <w:t xml:space="preserve"> used to exit above the point where it synced the per-rule record, so one failing command discarded every rule that had already passed that turn. The sync now runs first; a failing rule's own outcome is deliberately still not recorded under its own key, because recording it there would orphan the marker the moment the rule is edited to fix it.</w:t>
+      </w:r>
+    </w:p>
+    <w:p>
+      <w:pPr>
+        <w:pStyle w:val="Heading3"/>
+        <w:bidi w:val="0"/>
+        <w:jc w:val="left"/>
+        <w:rPr/>
+      </w:pPr>
+      <w:r>
+        <w:rPr/>
+        <w:t xml:space="preserve">The Git Bash </w:t>
+      </w:r>
+      <w:r>
+        <w:rPr>
+          <w:rStyle w:val="SourceText"/>
+        </w:rPr>
+        <w:t>python3</w:t>
+      </w:r>
+      <w:r>
+        <w:rPr/>
+        <w:t xml:space="preserve"> Landmine</w:t>
+      </w:r>
+    </w:p>
+    <w:p>
+      <w:pPr>
+        <w:pStyle w:val="BodyText"/>
+        <w:bidi w:val="0"/>
+        <w:jc w:val="left"/>
+        <w:rPr/>
+      </w:pPr>
+      <w:r>
+        <w:rPr/>
+        <w:t xml:space="preserve">The gate builds a </w:t>
+      </w:r>
+      <w:r>
+        <w:rPr>
+          <w:rStyle w:val="SourceText"/>
+        </w:rPr>
+        <w:t>python3</w:t>
+      </w:r>
+      <w:r>
+        <w:rPr/>
+        <w:t xml:space="preserve"> shim from the proved resolver only when </w:t>
+      </w:r>
+      <w:r>
+        <w:rPr>
+          <w:rStyle w:val="SourceText"/>
+        </w:rPr>
+        <w:t>python3</w:t>
+      </w:r>
+      <w:r>
+        <w:rPr/>
+        <w:t xml:space="preserve"> itself is genuinely absent, never shadowing a </w:t>
+      </w:r>
+      <w:r>
+        <w:rPr>
+          <w:rStyle w:val="SourceText"/>
+        </w:rPr>
+        <w:t>python</w:t>
+      </w:r>
+      <w:r>
+        <w:rPr/>
+        <w:t xml:space="preserve"> or </w:t>
+      </w:r>
+      <w:r>
+        <w:rPr>
+          <w:rStyle w:val="SourceText"/>
+        </w:rPr>
+        <w:t>py</w:t>
+      </w:r>
+      <w:r>
+        <w:rPr/>
+        <w:t xml:space="preserve"> that is already on PATH; it accepts a native </w:t>
+      </w:r>
+      <w:r>
+        <w:rPr>
+          <w:rStyle w:val="SourceText"/>
+        </w:rPr>
+        <w:t>C:\...\python.exe</w:t>
+      </w:r>
+      <w:r>
+        <w:rPr/>
+        <w:t xml:space="preserve"> interpreter path, and fails closed with a remediation hint when nothing resolves. </w:t>
+      </w:r>
+      <w:r>
+        <w:rPr>
+          <w:rStyle w:val="SourceText"/>
+        </w:rPr>
+        <w:t>context-watch.sh</w:t>
+      </w:r>
+      <w:r>
+        <w:rPr/>
+        <w:t xml:space="preserve">, </w:t>
+      </w:r>
+      <w:r>
+        <w:rPr>
+          <w:rStyle w:val="SourceText"/>
+        </w:rPr>
+        <w:t>pm-brief.sh</w:t>
+      </w:r>
+      <w:r>
+        <w:rPr/>
+        <w:t xml:space="preserve"> and </w:t>
+      </w:r>
+      <w:r>
+        <w:rPr>
+          <w:rStyle w:val="SourceText"/>
+        </w:rPr>
+        <w:t>platform-sync.sh</w:t>
+      </w:r>
+      <w:r>
+        <w:rPr/>
+        <w:t xml:space="preserve"> now go through the same strict resolver (</w:t>
+      </w:r>
+      <w:r>
+        <w:rPr>
+          <w:rStyle w:val="SourceText"/>
+        </w:rPr>
+        <w:t>crew_py_strict</w:t>
+      </w:r>
+      <w:r>
+        <w:rPr/>
+        <w:t xml:space="preserve">), which requires the probed path to be executable, strips a trailing CR, and normalises drive-letter paths. </w:t>
+      </w:r>
+      <w:r>
+        <w:rPr>
+          <w:rStyle w:val="SourceText"/>
+        </w:rPr>
+        <w:t>context-watch.sh</w:t>
+      </w:r>
+      <w:r>
+        <w:rPr/>
+        <w:t xml:space="preserve"> specifically: honours </w:t>
+      </w:r>
+      <w:r>
+        <w:rPr>
+          <w:rStyle w:val="SourceText"/>
+        </w:rPr>
+        <w:t>stop_hook_active</w:t>
+      </w:r>
+      <w:r>
+        <w:rPr/>
+        <w:t xml:space="preserve"> before anything else, fails closed on a stub interpreter without claiming the shared handoff marker (so the PowerShell twin's real budget warning is never suppressed by a false alarm), honours </w:t>
+      </w:r>
+      <w:r>
+        <w:rPr>
+          <w:rStyle w:val="SourceText"/>
+        </w:rPr>
+        <w:t>context.enabled: false</w:t>
+      </w:r>
+      <w:r>
+        <w:rPr/>
+        <w:t xml:space="preserve"> without needing python at all, and keeps the input's own </w:t>
+      </w:r>
+      <w:r>
+        <w:rPr>
+          <w:rStyle w:val="SourceText"/>
+        </w:rPr>
+        <w:t>cwd</w:t>
+      </w:r>
+      <w:r>
+        <w:rPr/>
+        <w:t xml:space="preserve"> ahead of </w:t>
+      </w:r>
+      <w:r>
+        <w:rPr>
+          <w:rStyle w:val="SourceText"/>
+        </w:rPr>
+        <w:t>CLAUDE_PROJECT_DIR</w:t>
+      </w:r>
+      <w:r>
+        <w:rPr/>
+        <w:t>.</w:t>
+      </w:r>
+    </w:p>
+    <w:p>
+      <w:pPr>
+        <w:pStyle w:val="Heading3"/>
+        <w:bidi w:val="0"/>
+        <w:jc w:val="left"/>
+        <w:rPr/>
+      </w:pPr>
+      <w:r>
+        <w:rPr/>
+        <w:t>The PM's State Going Stale Mid-Pass</w:t>
+      </w:r>
+    </w:p>
+    <w:p>
+      <w:pPr>
+        <w:pStyle w:val="BodyText"/>
+        <w:bidi w:val="0"/>
+        <w:jc w:val="left"/>
+        <w:rPr/>
+      </w:pPr>
+      <w:r>
+        <w:rPr>
+          <w:rStyle w:val="SourceText"/>
+        </w:rPr>
+        <w:t>agents/pm.md</w:t>
+      </w:r>
+      <w:r>
+        <w:rPr/>
+        <w:t xml:space="preserve"> now re-reads full </w:t>
+      </w:r>
+      <w:r>
+        <w:rPr>
+          <w:rStyle w:val="SourceText"/>
+        </w:rPr>
+        <w:t>crew_state.py</w:t>
+      </w:r>
+      <w:r>
+        <w:rPr/>
+        <w:t xml:space="preserve"> output plus HEAD, branch and </w:t>
+      </w:r>
+      <w:r>
+        <w:rPr>
+          <w:rStyle w:val="SourceText"/>
+        </w:rPr>
+        <w:t>git status --porcelain</w:t>
+      </w:r>
+      <w:r>
+        <w:rPr/>
+        <w:t xml:space="preserve"> before every dispatch, and on every return runs </w:t>
+      </w:r>
+      <w:r>
+        <w:rPr>
+          <w:rStyle w:val="SourceText"/>
+        </w:rPr>
+        <w:t>rev-parse</w:t>
+      </w:r>
+      <w:r>
+        <w:rPr/>
+        <w:t xml:space="preserve">, </w:t>
+      </w:r>
+      <w:r>
+        <w:rPr>
+          <w:rStyle w:val="SourceText"/>
+        </w:rPr>
+        <w:t>merge-base --is-ancestor</w:t>
+      </w:r>
+      <w:r>
+        <w:rPr/>
+        <w:t xml:space="preserve">, </w:t>
+      </w:r>
+      <w:r>
+        <w:rPr>
+          <w:rStyle w:val="SourceText"/>
+        </w:rPr>
+        <w:t>log &lt;pre&gt;..HEAD</w:t>
+      </w:r>
+      <w:r>
+        <w:rPr/>
+        <w:t xml:space="preserve"> and </w:t>
+      </w:r>
+      <w:r>
+        <w:rPr>
+          <w:rStyle w:val="SourceText"/>
+        </w:rPr>
+        <w:t>branch --show-current</w:t>
+      </w:r>
+      <w:r>
+        <w:rPr/>
+        <w:t xml:space="preserve"> on its own checkout, so a backward, sideways or foreign-forward HEAD is reported instead of assumed unchanged.</w:t>
+      </w:r>
+    </w:p>
+    <w:p>
+      <w:pPr>
+        <w:pStyle w:val="Heading3"/>
+        <w:bidi w:val="0"/>
+        <w:jc w:val="left"/>
+        <w:rPr/>
+      </w:pPr>
+      <w:r>
+        <w:rPr>
+          <w:rStyle w:val="SourceText"/>
+        </w:rPr>
+        <w:t>render.sh</w:t>
+      </w:r>
+    </w:p>
+    <w:p>
+      <w:pPr>
+        <w:pStyle w:val="BodyText"/>
+        <w:bidi w:val="0"/>
+        <w:jc w:val="left"/>
+        <w:rPr/>
+      </w:pPr>
+      <w:r>
+        <w:rPr/>
+        <w:t>Handles flags in any position; exits 1 on an empty diagram directory and 2 on contradictory flags; renders to a temporary file so a failed re-render never overwrites the last good output; prints separate ok / skipped / failed counts. Both render scripts (</w:t>
+      </w:r>
+      <w:r>
+        <w:rPr>
+          <w:rStyle w:val="SourceText"/>
+        </w:rPr>
+        <w:t>.sh</w:t>
+      </w:r>
+      <w:r>
+        <w:rPr/>
+        <w:t>/</w:t>
+      </w:r>
+      <w:r>
+        <w:rPr>
+          <w:rStyle w:val="SourceText"/>
+        </w:rPr>
+        <w:t>.ps1</w:t>
+      </w:r>
+      <w:r>
+        <w:rPr/>
+        <w:t>) are now tracked executable.</w:t>
+      </w:r>
+    </w:p>
+    <w:p>
+      <w:pPr>
+        <w:pStyle w:val="BodyText"/>
+        <w:bidi w:val="0"/>
+        <w:jc w:val="left"/>
+        <w:rPr/>
+      </w:pPr>
+      <w:r>
+        <w:rPr/>
+        <w:t xml:space="preserve">Every hook and script change in this entry carries a must-block/must-allow case that was sabotage-tested on Linux; the </w:t>
+      </w:r>
+      <w:r>
+        <w:rPr>
+          <w:rStyle w:val="SourceText"/>
+        </w:rPr>
+        <w:t>agents/pm.md</w:t>
+      </w:r>
+      <w:r>
+        <w:rPr/>
+        <w:t xml:space="preserve"> prose change has no automated test of its own, and the new </w:t>
+      </w:r>
+      <w:r>
+        <w:rPr>
+          <w:rStyle w:val="SourceText"/>
+        </w:rPr>
+        <w:t>.ps1</w:t>
+      </w:r>
+      <w:r>
+        <w:rPr/>
+        <w:t xml:space="preserve"> resolver cases skip where no PowerShell host exists.</w:t>
+      </w:r>
+    </w:p>
+    <w:p>
+      <w:pPr>
+        <w:pStyle w:val="Heading2"/>
+        <w:bidi w:val="0"/>
+        <w:jc w:val="left"/>
+        <w:rPr/>
+      </w:pPr>
+      <w:r>
+        <w:rPr/>
+        <w:t>7. Earlier Changes on the Same Line (0.19.90 to 0.19.96)</w:t>
       </w:r>
     </w:p>
     <w:tbl>
@@ -3911,9 +4487,8 @@
         </w:tblCellMar>
       </w:tblPr>
       <w:tblGrid>
-        <w:gridCol w:w="976"/>
-        <w:gridCol w:w="6396"/>
-        <w:gridCol w:w="3967"/>
+        <w:gridCol w:w="1089"/>
+        <w:gridCol w:w="10250"/>
       </w:tblGrid>
       <w:tr>
         <w:trPr>
@@ -3921,7 +4496,7 @@
         </w:trPr>
         <w:tc>
           <w:tcPr>
-            <w:tcW w:w="976" w:type="dxa"/>
+            <w:tcW w:w="1089" w:type="dxa"/>
             <w:tcBorders/>
             <w:vAlign w:val="center"/>
           </w:tcPr>
@@ -3943,7 +4518,7 @@
         </w:tc>
         <w:tc>
           <w:tcPr>
-            <w:tcW w:w="6396" w:type="dxa"/>
+            <w:tcW w:w="10250" w:type="dxa"/>
             <w:tcBorders/>
             <w:vAlign w:val="center"/>
           </w:tcPr>
@@ -3963,34 +4538,12 @@
             </w:r>
           </w:p>
         </w:tc>
-        <w:tc>
-          <w:tcPr>
-            <w:tcW w:w="3967" w:type="dxa"/>
-            <w:tcBorders/>
-            <w:vAlign w:val="center"/>
-          </w:tcPr>
-          <w:p>
-            <w:pPr>
-              <w:pStyle w:val="TableHeading"/>
-              <w:suppressLineNumbers/>
-              <w:shd w:fill="1F4E79" w:val="clear"/>
-              <w:bidi w:val="0"/>
-              <w:spacing w:before="120" w:after="120"/>
-              <w:jc w:val="left"/>
-              <w:rPr/>
-            </w:pPr>
-            <w:r>
-              <w:rPr/>
-              <w:t>Files and tests</w:t>
-            </w:r>
-          </w:p>
-        </w:tc>
       </w:tr>
       <w:tr>
         <w:trPr/>
         <w:tc>
           <w:tcPr>
-            <w:tcW w:w="976" w:type="dxa"/>
+            <w:tcW w:w="1089" w:type="dxa"/>
             <w:tcBorders/>
             <w:vAlign w:val="center"/>
           </w:tcPr>
@@ -4010,67 +4563,21 @@
         </w:tc>
         <w:tc>
           <w:tcPr>
-            <w:tcW w:w="6396" w:type="dxa"/>
-            <w:tcBorders/>
-            <w:vAlign w:val="center"/>
-          </w:tcPr>
-          <w:p>
-            <w:pPr>
-              <w:pStyle w:val="TableContents"/>
-              <w:bidi w:val="0"/>
-              <w:spacing w:before="120" w:after="120"/>
-              <w:jc w:val="left"/>
-              <w:rPr/>
-            </w:pPr>
-            <w:r>
-              <w:rPr/>
-              <w:t>Foreground execution rule in six role files; PM returns the real dispatch id or "not resumable"; idle signal is recency not liveness, two-cycle escalate rule; write-scope sentences aligned with the guard; qa-reviewer's return stays defect-lines-or-CLEAN.</w:t>
-            </w:r>
-          </w:p>
-        </w:tc>
-        <w:tc>
-          <w:tcPr>
-            <w:tcW w:w="3967" w:type="dxa"/>
-            <w:tcBorders/>
-            <w:vAlign w:val="center"/>
-          </w:tcPr>
-          <w:p>
-            <w:pPr>
-              <w:pStyle w:val="TableContents"/>
-              <w:bidi w:val="0"/>
-              <w:spacing w:before="120" w:after="120"/>
-              <w:jc w:val="left"/>
-              <w:rPr/>
-            </w:pPr>
-            <w:r>
-              <w:rPr>
-                <w:rStyle w:val="SourceText"/>
-              </w:rPr>
-              <w:t>agents/{developer,pm,python-pro,browser-tester,smoke-author,qa-reviewer}.md</w:t>
-            </w:r>
-            <w:r>
-              <w:rPr/>
-              <w:t xml:space="preserve">, </w:t>
-            </w:r>
-            <w:r>
-              <w:rPr>
-                <w:rStyle w:val="SourceText"/>
-              </w:rPr>
-              <w:t>commands/pm.md</w:t>
-            </w:r>
-            <w:r>
-              <w:rPr/>
-              <w:t xml:space="preserve">; </w:t>
-            </w:r>
-            <w:r>
-              <w:rPr>
-                <w:rStyle w:val="SourceText"/>
-              </w:rPr>
-              <w:t>tests/test_foreground_execution.py</w:t>
-            </w:r>
-            <w:r>
-              <w:rPr/>
-              <w:t xml:space="preserve"> (15 tests). Codex: 5, 4+1, 6, CLEAN.</w:t>
+            <w:tcW w:w="10250" w:type="dxa"/>
+            <w:tcBorders/>
+            <w:vAlign w:val="center"/>
+          </w:tcPr>
+          <w:p>
+            <w:pPr>
+              <w:pStyle w:val="TableContents"/>
+              <w:bidi w:val="0"/>
+              <w:spacing w:before="120" w:after="120"/>
+              <w:jc w:val="left"/>
+              <w:rPr/>
+            </w:pPr>
+            <w:r>
+              <w:rPr/>
+              <w:t>The idle rule, in both directions: every role that runs a check runs it in the foreground and never ends its turn waiting on a background task; the PM learns that an idle signal is not proof a role stopped, and escalates on a two-cycle recency check rather than restarting live work.</w:t>
             </w:r>
           </w:p>
         </w:tc>
@@ -4079,7 +4586,7 @@
         <w:trPr/>
         <w:tc>
           <w:tcPr>
-            <w:tcW w:w="976" w:type="dxa"/>
+            <w:tcW w:w="1089" w:type="dxa"/>
             <w:tcBorders/>
             <w:vAlign w:val="center"/>
           </w:tcPr>
@@ -4099,67 +4606,21 @@
         </w:tc>
         <w:tc>
           <w:tcPr>
-            <w:tcW w:w="6396" w:type="dxa"/>
-            <w:tcBorders/>
-            <w:vAlign w:val="center"/>
-          </w:tcPr>
-          <w:p>
-            <w:pPr>
-              <w:pStyle w:val="TableContents"/>
-              <w:bidi w:val="0"/>
-              <w:spacing w:before="120" w:after="120"/>
-              <w:jc w:val="left"/>
-              <w:rPr/>
-            </w:pPr>
-            <w:r>
-              <w:rPr/>
-              <w:t>Eval suite: pm-does-not-write-code, qa-reviewer-stays-read-only, developer-defers-unrelated-bug, developer-runs-command-in-foreground, pm-answers-status-mid-pass. Structural graders (ticket as clause subject/object with a whole-clause hedge guard; four-field verdict with a numeric reproduction). Runners: comma xfail list, case-sensitive, exit 127 without CLI, zero cases fails, xfail only for a scored failure from this run with no per-run error, passing xfail fails the gate. Workflow tests the secret via a job-level env flag.</w:t>
-            </w:r>
-          </w:p>
-        </w:tc>
-        <w:tc>
-          <w:tcPr>
-            <w:tcW w:w="3967" w:type="dxa"/>
-            <w:tcBorders/>
-            <w:vAlign w:val="center"/>
-          </w:tcPr>
-          <w:p>
-            <w:pPr>
-              <w:pStyle w:val="TableContents"/>
-              <w:bidi w:val="0"/>
-              <w:spacing w:before="120" w:after="120"/>
-              <w:jc w:val="left"/>
-              <w:rPr/>
-            </w:pPr>
-            <w:r>
-              <w:rPr>
-                <w:rStyle w:val="SourceText"/>
-              </w:rPr>
-              <w:t>evals/</w:t>
-            </w:r>
-            <w:r>
-              <w:rPr/>
-              <w:t xml:space="preserve">, </w:t>
-            </w:r>
-            <w:r>
-              <w:rPr>
-                <w:rStyle w:val="SourceText"/>
-              </w:rPr>
-              <w:t>scripts/run-plugin-evals.{sh,ps1}</w:t>
-            </w:r>
-            <w:r>
-              <w:rPr/>
-              <w:t xml:space="preserve">, </w:t>
-            </w:r>
-            <w:r>
-              <w:rPr>
-                <w:rStyle w:val="SourceText"/>
-              </w:rPr>
-              <w:t>.github/workflows/plugin-evals.yml</w:t>
-            </w:r>
-            <w:r>
-              <w:rPr/>
-              <w:t>. Live finding: PM case scored 0. Codex: 10; 1+11; 4; 2; 3; 1+1; 1+1.</w:t>
+            <w:tcW w:w="10250" w:type="dxa"/>
+            <w:tcBorders/>
+            <w:vAlign w:val="center"/>
+          </w:tcPr>
+          <w:p>
+            <w:pPr>
+              <w:pStyle w:val="TableContents"/>
+              <w:bidi w:val="0"/>
+              <w:spacing w:before="120" w:after="120"/>
+              <w:jc w:val="left"/>
+              <w:rPr/>
+            </w:pPr>
+            <w:r>
+              <w:rPr/>
+              <w:t>A behaviour-eval suite: five live tests, each tempting one documented rule, graded by structure rather than by a judge model. The first run caught the PM writing code itself.</w:t>
             </w:r>
           </w:p>
         </w:tc>
@@ -4168,7 +4629,7 @@
         <w:trPr/>
         <w:tc>
           <w:tcPr>
-            <w:tcW w:w="976" w:type="dxa"/>
+            <w:tcW w:w="1089" w:type="dxa"/>
             <w:tcBorders/>
             <w:vAlign w:val="center"/>
           </w:tcPr>
@@ -4188,21 +4649,21 @@
         </w:tc>
         <w:tc>
           <w:tcPr>
-            <w:tcW w:w="6396" w:type="dxa"/>
-            <w:tcBorders/>
-            <w:vAlign w:val="center"/>
-          </w:tcPr>
-          <w:p>
-            <w:pPr>
-              <w:pStyle w:val="TableContents"/>
-              <w:bidi w:val="0"/>
-              <w:spacing w:before="120" w:after="120"/>
-              <w:jc w:val="left"/>
-              <w:rPr/>
-            </w:pPr>
-            <w:r>
-              <w:rPr/>
-              <w:t xml:space="preserve">Role write guard. Policy partition derived from each agent's </w:t>
+            <w:tcW w:w="10250" w:type="dxa"/>
+            <w:tcBorders/>
+            <w:vAlign w:val="center"/>
+          </w:tcPr>
+          <w:p>
+            <w:pPr>
+              <w:pStyle w:val="TableContents"/>
+              <w:bidi w:val="0"/>
+              <w:spacing w:before="120" w:after="120"/>
+              <w:jc w:val="left"/>
+              <w:rPr/>
+            </w:pPr>
+            <w:r>
+              <w:rPr/>
+              <w:t xml:space="preserve">The role write guard: a hook that enforces each role's write scope from its own </w:t>
             </w:r>
             <w:r>
               <w:rPr>
@@ -4212,123 +4673,219 @@
             </w:r>
             <w:r>
               <w:rPr/>
-              <w:t xml:space="preserve">; </w:t>
-            </w:r>
-            <w:r>
-              <w:rPr>
-                <w:rStyle w:val="SourceText"/>
-              </w:rPr>
-              <w:t>test_policy_table_matches_the_agent_files</w:t>
-            </w:r>
-            <w:r>
-              <w:rPr/>
-              <w:t xml:space="preserve"> re-derives it. </w:t>
-            </w:r>
-            <w:r>
-              <w:rPr>
-                <w:rStyle w:val="SourceText"/>
-              </w:rPr>
-              <w:t>crew_config.layer_state(path)</w:t>
-            </w:r>
-            <w:r>
-              <w:rPr/>
-              <w:t xml:space="preserve"> classifies each config layer as absent, ok or corrupt (directory, empty, non-object, </w:t>
-            </w:r>
-            <w:r>
-              <w:rPr>
-                <w:rStyle w:val="SourceText"/>
-              </w:rPr>
-              <w:t>guards</w:t>
-            </w:r>
-            <w:r>
-              <w:rPr/>
-              <w:t xml:space="preserve"> null/list, dangling symlink); any corrupt layer forces block. Targets resolved component-wise: Windows collapses </w:t>
-            </w:r>
-            <w:r>
-              <w:rPr>
-                <w:rStyle w:val="SourceText"/>
-              </w:rPr>
-              <w:t>..</w:t>
-            </w:r>
-            <w:r>
-              <w:rPr/>
-              <w:t xml:space="preserve"> lexically before junctions, POSIX resolves symlinks first; outside-repo and other-drive targets are out of scope and allowed with reason; </w:t>
-            </w:r>
-            <w:r>
-              <w:rPr>
-                <w:rStyle w:val="SourceText"/>
-              </w:rPr>
-              <w:t>\\?\</w:t>
-            </w:r>
-            <w:r>
-              <w:rPr/>
-              <w:t xml:space="preserve"> paths refused for scoped roles; stdin read as bytes with BOM stripped; both shims set PYTHONUTF8 and fail closed on launch failure; outer handler cannot raise; foreign namespaces and unknown roles allowed and logged.</w:t>
-            </w:r>
-          </w:p>
-        </w:tc>
-        <w:tc>
-          <w:tcPr>
-            <w:tcW w:w="3967" w:type="dxa"/>
-            <w:tcBorders/>
-            <w:vAlign w:val="center"/>
-          </w:tcPr>
-          <w:p>
-            <w:pPr>
-              <w:pStyle w:val="TableContents"/>
-              <w:bidi w:val="0"/>
-              <w:spacing w:before="120" w:after="120"/>
-              <w:jc w:val="left"/>
-              <w:rPr/>
-            </w:pPr>
-            <w:r>
-              <w:rPr>
-                <w:rStyle w:val="SourceText"/>
-              </w:rPr>
-              <w:t>hooks/scripts/role_write_guard.py</w:t>
-            </w:r>
-            <w:r>
-              <w:rPr/>
-              <w:t xml:space="preserve">, </w:t>
-            </w:r>
-            <w:r>
-              <w:rPr>
-                <w:rStyle w:val="SourceText"/>
-              </w:rPr>
-              <w:t>role-write-guard.{sh,ps1}</w:t>
-            </w:r>
-            <w:r>
-              <w:rPr/>
-              <w:t xml:space="preserve">, </w:t>
-            </w:r>
-            <w:r>
-              <w:rPr>
-                <w:rStyle w:val="SourceText"/>
-              </w:rPr>
-              <w:t>crew_config.py</w:t>
-            </w:r>
-            <w:r>
-              <w:rPr/>
-              <w:t xml:space="preserve">, </w:t>
-            </w:r>
-            <w:r>
-              <w:rPr>
-                <w:rStyle w:val="SourceText"/>
-              </w:rPr>
-              <w:t>crew_guards.py</w:t>
-            </w:r>
-            <w:r>
-              <w:rPr/>
-              <w:t xml:space="preserve">, CONFIG.md §18; </w:t>
-            </w:r>
-            <w:r>
-              <w:rPr>
-                <w:rStyle w:val="SourceText"/>
-              </w:rPr>
-              <w:t>tests/test_role_write_guard.py</w:t>
-            </w:r>
-            <w:r>
-              <w:rPr/>
-              <w:t xml:space="preserve"> (114 cases). Codex: 2+4, 7+2, 3+1, 2, 1, CLEAN; PowerShell specialist 2+2.</w:t>
+              <w:t xml:space="preserve"> definition. Off by default; the strictest setting is the floor once enabled; corrupt configuration forces the strict setting.</w:t>
+            </w:r>
+          </w:p>
+        </w:tc>
+      </w:tr>
+      <w:tr>
+        <w:trPr/>
+        <w:tc>
+          <w:tcPr>
+            <w:tcW w:w="1089" w:type="dxa"/>
+            <w:tcBorders/>
+            <w:vAlign w:val="center"/>
+          </w:tcPr>
+          <w:p>
+            <w:pPr>
+              <w:pStyle w:val="TableContents"/>
+              <w:bidi w:val="0"/>
+              <w:spacing w:before="120" w:after="120"/>
+              <w:jc w:val="left"/>
+              <w:rPr/>
+            </w:pPr>
+            <w:r>
+              <w:rPr/>
+              <w:t>0.19.93</w:t>
+            </w:r>
+          </w:p>
+        </w:tc>
+        <w:tc>
+          <w:tcPr>
+            <w:tcW w:w="10250" w:type="dxa"/>
+            <w:tcBorders/>
+            <w:vAlign w:val="center"/>
+          </w:tcPr>
+          <w:p>
+            <w:pPr>
+              <w:pStyle w:val="TableContents"/>
+              <w:bidi w:val="0"/>
+              <w:spacing w:before="120" w:after="120"/>
+              <w:jc w:val="left"/>
+              <w:rPr/>
+            </w:pPr>
+            <w:r>
+              <w:rPr/>
+              <w:t>The Stop-gate fix that first introduced the per-rule verified record, priced rules, reach declarations (local/network/host) and exit 77 as SKIP, replacing the all-or-nothing marker that section 6 above builds on.</w:t>
+            </w:r>
+          </w:p>
+        </w:tc>
+      </w:tr>
+      <w:tr>
+        <w:trPr/>
+        <w:tc>
+          <w:tcPr>
+            <w:tcW w:w="1089" w:type="dxa"/>
+            <w:tcBorders/>
+            <w:vAlign w:val="center"/>
+          </w:tcPr>
+          <w:p>
+            <w:pPr>
+              <w:pStyle w:val="TableContents"/>
+              <w:bidi w:val="0"/>
+              <w:spacing w:before="120" w:after="120"/>
+              <w:jc w:val="left"/>
+              <w:rPr/>
+            </w:pPr>
+            <w:r>
+              <w:rPr/>
+              <w:t>0.19.95</w:t>
+            </w:r>
+          </w:p>
+        </w:tc>
+        <w:tc>
+          <w:tcPr>
+            <w:tcW w:w="10250" w:type="dxa"/>
+            <w:tcBorders/>
+            <w:vAlign w:val="center"/>
+          </w:tcPr>
+          <w:p>
+            <w:pPr>
+              <w:pStyle w:val="TableContents"/>
+              <w:bidi w:val="0"/>
+              <w:spacing w:before="120" w:after="120"/>
+              <w:jc w:val="left"/>
+              <w:rPr/>
+            </w:pPr>
+            <w:r>
+              <w:rPr/>
+              <w:t>T-0003: the developer may commit on the ticket's own branch, and the ticket's scope evidence diffs from the commit the ticket started at rather than from the Stop gate's own marker, which answers a different question.</w:t>
+            </w:r>
+          </w:p>
+        </w:tc>
+      </w:tr>
+      <w:tr>
+        <w:trPr/>
+        <w:tc>
+          <w:tcPr>
+            <w:tcW w:w="1089" w:type="dxa"/>
+            <w:tcBorders/>
+            <w:vAlign w:val="center"/>
+          </w:tcPr>
+          <w:p>
+            <w:pPr>
+              <w:pStyle w:val="TableContents"/>
+              <w:bidi w:val="0"/>
+              <w:spacing w:before="120" w:after="120"/>
+              <w:jc w:val="left"/>
+              <w:rPr/>
+            </w:pPr>
+            <w:r>
+              <w:rPr/>
+              <w:t>0.19.96</w:t>
+            </w:r>
+          </w:p>
+        </w:tc>
+        <w:tc>
+          <w:tcPr>
+            <w:tcW w:w="10250" w:type="dxa"/>
+            <w:tcBorders/>
+            <w:vAlign w:val="center"/>
+          </w:tcPr>
+          <w:p>
+            <w:pPr>
+              <w:pStyle w:val="TableContents"/>
+              <w:bidi w:val="0"/>
+              <w:spacing w:before="120" w:after="120"/>
+              <w:jc w:val="left"/>
+              <w:rPr/>
+            </w:pPr>
+            <w:r>
+              <w:rPr/>
+              <w:t xml:space="preserve">A stray </w:t>
+            </w:r>
+            <w:r>
+              <w:rPr>
+                <w:rStyle w:val="SourceText"/>
+              </w:rPr>
+              <w:t>!</w:t>
+            </w:r>
+            <w:r>
+              <w:rPr/>
+              <w:t xml:space="preserve">` in </w:t>
+            </w:r>
+            <w:r>
+              <w:rPr>
+                <w:rStyle w:val="SourceText"/>
+              </w:rPr>
+              <w:t>commands/verify.md</w:t>
+            </w:r>
+            <w:r>
+              <w:rPr/>
+              <w:t xml:space="preserve"> was read by Claude Code as its own bash-execution syntax, so every </w:t>
+            </w:r>
+            <w:r>
+              <w:rPr>
+                <w:rStyle w:val="SourceText"/>
+              </w:rPr>
+              <w:t>/crew:verify</w:t>
+            </w:r>
+            <w:r>
+              <w:rPr/>
+              <w:t xml:space="preserve"> invocation died before dispatching anything. Fixed by the correct double-backtick construction; a scan of all 54 command files at the time found no other instance.</w:t>
+            </w:r>
+          </w:p>
+        </w:tc>
+      </w:tr>
+      <w:tr>
+        <w:trPr/>
+        <w:tc>
+          <w:tcPr>
+            <w:tcW w:w="1089" w:type="dxa"/>
+            <w:tcBorders/>
+            <w:vAlign w:val="center"/>
+          </w:tcPr>
+          <w:p>
+            <w:pPr>
+              <w:pStyle w:val="TableContents"/>
+              <w:bidi w:val="0"/>
+              <w:spacing w:before="120" w:after="120"/>
+              <w:jc w:val="left"/>
+              <w:rPr/>
+            </w:pPr>
+            <w:r>
+              <w:rPr/>
+              <w:t>0.20.2</w:t>
+            </w:r>
+          </w:p>
+        </w:tc>
+        <w:tc>
+          <w:tcPr>
+            <w:tcW w:w="10250" w:type="dxa"/>
+            <w:tcBorders/>
+            <w:vAlign w:val="center"/>
+          </w:tcPr>
+          <w:p>
+            <w:pPr>
+              <w:pStyle w:val="TableContents"/>
+              <w:bidi w:val="0"/>
+              <w:spacing w:before="120" w:after="120"/>
+              <w:jc w:val="left"/>
+              <w:rPr/>
+            </w:pPr>
+            <w:r>
+              <w:rPr/>
+              <w:t xml:space="preserve">Every registered </w:t>
+            </w:r>
+            <w:r>
+              <w:rPr>
+                <w:rStyle w:val="SourceText"/>
+              </w:rPr>
+              <w:t>.ps1</w:t>
+            </w:r>
+            <w:r>
+              <w:rPr/>
+              <w:t xml:space="preserve"> hook stands down off Windows as its first executable statement, closing a defect where a host with both interpreters silently ran every hook twice.</w:t>
             </w:r>
           </w:p>
         </w:tc>
@@ -4343,19 +4900,7 @@
       </w:pPr>
       <w:r>
         <w:rPr/>
-        <w:t>7. The Stop gate: 0.19.93 in review</w:t>
-      </w:r>
-    </w:p>
-    <w:p>
-      <w:pPr>
-        <w:pStyle w:val="Heading3"/>
-        <w:bidi w:val="0"/>
-        <w:jc w:val="left"/>
-        <w:rPr/>
-      </w:pPr>
-      <w:r>
-        <w:rPr/>
-        <w:t>Root causes, measured 19 September</w:t>
+        <w:t>8. Known Items on the Fix List</w:t>
       </w:r>
     </w:p>
     <w:p>
@@ -4379,61 +4924,61 @@
         <w:rPr>
           <w:rStyle w:val="SourceText"/>
         </w:rPr>
-        <w:t>verify-gate.sh</w:t>
-      </w:r>
-      <w:r>
-        <w:rPr/>
-        <w:t xml:space="preserve"> diffs against </w:t>
-      </w:r>
-      <w:r>
-        <w:rPr>
-          <w:rStyle w:val="SourceText"/>
-        </w:rPr>
-        <w:t>.crew/.verify-verified-at</w:t>
-      </w:r>
-      <w:r>
-        <w:rPr/>
-        <w:t xml:space="preserve">, written by </w:t>
-      </w:r>
-      <w:r>
-        <w:rPr>
-          <w:rStyle w:val="SourceText"/>
-        </w:rPr>
-        <w:t>record_verified</w:t>
-      </w:r>
-      <w:r>
-        <w:rPr/>
-        <w:t xml:space="preserve"> only when </w:t>
-      </w:r>
-      <w:r>
-        <w:rPr>
-          <w:rStyle w:val="SourceText"/>
-        </w:rPr>
-        <w:t>DEFERRED_COUNT == 0</w:t>
-      </w:r>
-      <w:r>
-        <w:rPr/>
-        <w:t xml:space="preserve">. </w:t>
-      </w:r>
-      <w:r>
-        <w:rPr>
-          <w:rStyle w:val="SourceText"/>
-        </w:rPr>
-        <w:t>rules[8]</w:t>
-      </w:r>
-      <w:r>
-        <w:rPr/>
-        <w:t xml:space="preserve"> (185 s) against </w:t>
-      </w:r>
-      <w:r>
-        <w:rPr>
-          <w:rStyle w:val="SourceText"/>
-        </w:rPr>
-        <w:t>verify.stopBudgetSeconds</w:t>
-      </w:r>
-      <w:r>
-        <w:rPr/>
-        <w:t xml:space="preserve"> 60 deferred every turn; the marker sat at dedd1150, 41 commits behind, so 59 files matched 13 rules per Stop. Hot fix applied locally: marker := gated HEAD. </w:t>
+        <w:t>.crew/verify.json</w:t>
+      </w:r>
+      <w:r>
+        <w:rPr/>
+        <w:t xml:space="preserve"> has no rule naming </w:t>
+      </w:r>
+      <w:r>
+        <w:rPr>
+          <w:rStyle w:val="SourceText"/>
+        </w:rPr>
+        <w:t>test_scope_report.py</w:t>
+      </w:r>
+      <w:r>
+        <w:rPr/>
+        <w:t xml:space="preserve">, </w:t>
+      </w:r>
+      <w:r>
+        <w:rPr>
+          <w:rStyle w:val="SourceText"/>
+        </w:rPr>
+        <w:t>test_scope_discipline.py</w:t>
+      </w:r>
+      <w:r>
+        <w:rPr/>
+        <w:t xml:space="preserve"> or </w:t>
+      </w:r>
+      <w:r>
+        <w:rPr>
+          <w:rStyle w:val="SourceText"/>
+        </w:rPr>
+        <w:t>test_scope_base.py</w:t>
+      </w:r>
+      <w:r>
+        <w:rPr/>
+        <w:t xml:space="preserve"> by path, and none whose declared paths cover </w:t>
+      </w:r>
+      <w:r>
+        <w:rPr>
+          <w:rStyle w:val="SourceText"/>
+        </w:rPr>
+        <w:t>hooks/scripts/scope_report.py</w:t>
+      </w:r>
+      <w:r>
+        <w:rPr/>
+        <w:t xml:space="preserve"> or </w:t>
+      </w:r>
+      <w:r>
+        <w:rPr>
+          <w:rStyle w:val="SourceText"/>
+        </w:rPr>
+        <w:t>scope_base.py</w:t>
+      </w:r>
+      <w:r>
+        <w:rPr/>
+        <w:t xml:space="preserve"> beyond the whole-suite catch-all rule — a regression in the scope layer alone is not caught until that rule's own trigger fires. </w:t>
       </w:r>
     </w:p>
     <w:p>
@@ -4455,17 +5000,37 @@
       </w:pPr>
       <w:r>
         <w:rPr/>
-        <w:t xml:space="preserve">A rule without </w:t>
-      </w:r>
-      <w:r>
-        <w:rPr>
-          <w:rStyle w:val="SourceText"/>
-        </w:rPr>
-        <w:t>seconds</w:t>
-      </w:r>
-      <w:r>
-        <w:rPr/>
-        <w:t xml:space="preserve"> is never deferrable. Ten of 21 here (PR #197 priced them); 28 of 28 in TheSelectSource; 43 of 43 in SRL, which also had no marker file and a 499 s Stop. </w:t>
+        <w:t xml:space="preserve">The four </w:t>
+      </w:r>
+      <w:r>
+        <w:rPr>
+          <w:rStyle w:val="SourceText"/>
+        </w:rPr>
+        <w:t>docs/guides/*.html</w:t>
+      </w:r>
+      <w:r>
+        <w:rPr/>
+        <w:t xml:space="preserve"> guides (this document among them) have no committed test binding the shipped files to </w:t>
+      </w:r>
+      <w:r>
+        <w:rPr>
+          <w:rStyle w:val="SourceText"/>
+        </w:rPr>
+        <w:t>crew-house-style</w:t>
+      </w:r>
+      <w:r>
+        <w:rPr/>
+        <w:t xml:space="preserve">'s HTML route beyond the skill's own prose; a hand edit dropping the print rules or the brand stylesheet would not be caught by anything in </w:t>
+      </w:r>
+      <w:r>
+        <w:rPr>
+          <w:rStyle w:val="SourceText"/>
+        </w:rPr>
+        <w:t>plugin/crew/tests/</w:t>
+      </w:r>
+      <w:r>
+        <w:rPr/>
+        <w:t xml:space="preserve">. </w:t>
       </w:r>
     </w:p>
     <w:p>
@@ -4487,37 +5052,115 @@
       </w:pPr>
       <w:r>
         <w:rPr/>
-        <w:t xml:space="preserve">In TheSelectSource, rules 0–9 run </w:t>
-      </w:r>
-      <w:r>
-        <w:rPr>
-          <w:rStyle w:val="SourceText"/>
-        </w:rPr>
-        <w:t>_verify/smoke.sh</w:t>
-      </w:r>
-      <w:r>
-        <w:rPr/>
-        <w:t xml:space="preserve"> without </w:t>
-      </w:r>
-      <w:r>
-        <w:rPr>
-          <w:rStyle w:val="SourceText"/>
-        </w:rPr>
-        <w:t>--ci</w:t>
-      </w:r>
-      <w:r>
-        <w:rPr/>
-        <w:t xml:space="preserve">, whose else-branch runs about 18 checks over SSM against the dev web host on every Stop, with </w:t>
-      </w:r>
-      <w:r>
-        <w:rPr>
-          <w:rStyle w:val="SourceText"/>
-        </w:rPr>
-        <w:t>ENV="${ENV:-dev}"</w:t>
-      </w:r>
-      <w:r>
-        <w:rPr/>
-        <w:t xml:space="preserve"> selecting the target from the ambient environment. </w:t>
+        <w:t xml:space="preserve">Regenerating a guide's </w:t>
+      </w:r>
+      <w:r>
+        <w:rPr>
+          <w:rStyle w:val="SourceText"/>
+        </w:rPr>
+        <w:t>.docx</w:t>
+      </w:r>
+      <w:r>
+        <w:rPr/>
+        <w:t xml:space="preserve"> from its HTML still needs a page-setup and table-width post-processing pass — LibreOffice's HTML-to-OOXML import emits Letter/A4 and margins inconsistently and writes each table's width as an absolute twip value rather than a percentage of the text column — and that pass lives in no committed script in this repository. </w:t>
+      </w:r>
+    </w:p>
+    <w:p>
+      <w:pPr>
+        <w:pStyle w:val="BodyText"/>
+        <w:numPr>
+          <w:ilvl w:val="0"/>
+          <w:numId w:val="1"/>
+        </w:numPr>
+        <w:tabs>
+          <w:tab w:val="clear" w:pos="1134"/>
+          <w:tab w:val="left" w:pos="829" w:leader="none"/>
+        </w:tabs>
+        <w:bidi w:val="0"/>
+        <w:spacing w:before="120" w:after="0"/>
+        <w:ind w:hanging="283" w:left="829"/>
+        <w:jc w:val="left"/>
+        <w:rPr/>
+      </w:pPr>
+      <w:r>
+        <w:rPr>
+          <w:rStyle w:val="SourceText"/>
+        </w:rPr>
+        <w:t>crew-house-style/SKILL.md</w:t>
+      </w:r>
+      <w:r>
+        <w:rPr/>
+        <w:t xml:space="preserve">'s citations into </w:t>
+      </w:r>
+      <w:r>
+        <w:rPr>
+          <w:rStyle w:val="SourceText"/>
+        </w:rPr>
+        <w:t>resolve_brand.py</w:t>
+      </w:r>
+      <w:r>
+        <w:rPr/>
+        <w:t xml:space="preserve"> (</w:t>
+      </w:r>
+      <w:r>
+        <w:rPr>
+          <w:rStyle w:val="SourceText"/>
+        </w:rPr>
+        <w:t>:78-82</w:t>
+      </w:r>
+      <w:r>
+        <w:rPr/>
+        <w:t xml:space="preserve">, </w:t>
+      </w:r>
+      <w:r>
+        <w:rPr>
+          <w:rStyle w:val="SourceText"/>
+        </w:rPr>
+        <w:t>:317</w:t>
+      </w:r>
+      <w:r>
+        <w:rPr/>
+        <w:t xml:space="preserve">, </w:t>
+      </w:r>
+      <w:r>
+        <w:rPr>
+          <w:rStyle w:val="SourceText"/>
+        </w:rPr>
+        <w:t>:66-67</w:t>
+      </w:r>
+      <w:r>
+        <w:rPr/>
+        <w:t xml:space="preserve">, </w:t>
+      </w:r>
+      <w:r>
+        <w:rPr>
+          <w:rStyle w:val="SourceText"/>
+        </w:rPr>
+        <w:t>:298-317</w:t>
+      </w:r>
+      <w:r>
+        <w:rPr/>
+        <w:t xml:space="preserve">, </w:t>
+      </w:r>
+      <w:r>
+        <w:rPr>
+          <w:rStyle w:val="SourceText"/>
+        </w:rPr>
+        <w:t>:301</w:t>
+      </w:r>
+      <w:r>
+        <w:rPr/>
+        <w:t xml:space="preserve">) were hand-verified correct at this commit, but the committed drift test covers only the two citations into </w:t>
+      </w:r>
+      <w:r>
+        <w:rPr>
+          <w:rStyle w:val="SourceText"/>
+        </w:rPr>
+        <w:t>build_report.py</w:t>
+      </w:r>
+      <w:r>
+        <w:rPr/>
+        <w:t xml:space="preserve"> in the same section, so the same kind of line-number rot that has hit other citations in this repository would go unnoticed here. </w:t>
       </w:r>
     </w:p>
     <w:p>
@@ -4537,1778 +5180,14 @@
         <w:rPr/>
       </w:pPr>
       <w:r>
-        <w:rPr/>
-        <w:t xml:space="preserve">Exit 77 (SKIP under </w:t>
-      </w:r>
-      <w:r>
-        <w:rPr>
-          <w:rStyle w:val="SourceText"/>
-        </w:rPr>
-        <w:t>smoke.sh</w:t>
-      </w:r>
-      <w:r>
-        <w:rPr/>
-        <w:t xml:space="preserve">) was a hard FAIL under the gate runner. </w:t>
-      </w:r>
-    </w:p>
-    <w:p>
-      <w:pPr>
-        <w:pStyle w:val="Heading3"/>
-        <w:bidi w:val="0"/>
-        <w:jc w:val="left"/>
-        <w:rPr/>
-      </w:pPr>
-      <w:r>
-        <w:rPr/>
-        <w:t>Components on the branch</w:t>
-      </w:r>
-    </w:p>
-    <w:tbl>
-      <w:tblPr>
-        <w:tblW w:w="5000" w:type="pct"/>
-        <w:jc w:val="left"/>
-        <w:tblInd w:w="28" w:type="dxa"/>
-        <w:tblLayout w:type="fixed"/>
-        <w:tblCellMar>
-          <w:top w:w="28" w:type="dxa"/>
-          <w:left w:w="28" w:type="dxa"/>
-          <w:bottom w:w="28" w:type="dxa"/>
-          <w:right w:w="28" w:type="dxa"/>
-        </w:tblCellMar>
-      </w:tblPr>
-      <w:tblGrid>
-        <w:gridCol w:w="1430"/>
-        <w:gridCol w:w="9909"/>
-      </w:tblGrid>
-      <w:tr>
-        <w:trPr>
-          <w:tblHeader w:val="true"/>
-        </w:trPr>
-        <w:tc>
-          <w:tcPr>
-            <w:tcW w:w="1430" w:type="dxa"/>
-            <w:tcBorders/>
-            <w:vAlign w:val="center"/>
-          </w:tcPr>
-          <w:p>
-            <w:pPr>
-              <w:pStyle w:val="TableHeading"/>
-              <w:suppressLineNumbers/>
-              <w:shd w:fill="1F4E79" w:val="clear"/>
-              <w:bidi w:val="0"/>
-              <w:spacing w:before="120" w:after="120"/>
-              <w:jc w:val="left"/>
-              <w:rPr/>
-            </w:pPr>
-            <w:r>
-              <w:rPr/>
-              <w:t>Component</w:t>
-            </w:r>
-          </w:p>
-        </w:tc>
-        <w:tc>
-          <w:tcPr>
-            <w:tcW w:w="9909" w:type="dxa"/>
-            <w:tcBorders/>
-            <w:vAlign w:val="center"/>
-          </w:tcPr>
-          <w:p>
-            <w:pPr>
-              <w:pStyle w:val="TableHeading"/>
-              <w:suppressLineNumbers/>
-              <w:shd w:fill="1F4E79" w:val="clear"/>
-              <w:bidi w:val="0"/>
-              <w:spacing w:before="120" w:after="120"/>
-              <w:jc w:val="left"/>
-              <w:rPr/>
-            </w:pPr>
-            <w:r>
-              <w:rPr/>
-              <w:t>Implementation</w:t>
-            </w:r>
-          </w:p>
-        </w:tc>
-      </w:tr>
-      <w:tr>
-        <w:trPr/>
-        <w:tc>
-          <w:tcPr>
-            <w:tcW w:w="1430" w:type="dxa"/>
-            <w:tcBorders/>
-            <w:vAlign w:val="center"/>
-          </w:tcPr>
-          <w:p>
-            <w:pPr>
-              <w:pStyle w:val="TableContents"/>
-              <w:bidi w:val="0"/>
-              <w:spacing w:before="120" w:after="120"/>
-              <w:jc w:val="left"/>
-              <w:rPr/>
-            </w:pPr>
-            <w:r>
-              <w:rPr/>
-              <w:t>Per-rule record</w:t>
-            </w:r>
-          </w:p>
-        </w:tc>
-        <w:tc>
-          <w:tcPr>
-            <w:tcW w:w="9909" w:type="dxa"/>
-            <w:tcBorders/>
-            <w:vAlign w:val="center"/>
-          </w:tcPr>
-          <w:p>
-            <w:pPr>
-              <w:pStyle w:val="TableContents"/>
-              <w:bidi w:val="0"/>
-              <w:spacing w:before="120" w:after="120"/>
-              <w:jc w:val="left"/>
-              <w:rPr/>
-            </w:pPr>
-            <w:r>
-              <w:rPr>
-                <w:rStyle w:val="SourceText"/>
-              </w:rPr>
-              <w:t>verify_record.py</w:t>
-            </w:r>
-            <w:r>
-              <w:rPr/>
-              <w:t xml:space="preserve">: </w:t>
-            </w:r>
-            <w:r>
-              <w:rPr>
-                <w:rStyle w:val="SourceText"/>
-              </w:rPr>
-              <w:t>.crew/.verify-gate.record.json</w:t>
-            </w:r>
-            <w:r>
-              <w:rPr/>
-              <w:t xml:space="preserve">, keyed by </w:t>
-            </w:r>
-            <w:r>
-              <w:rPr>
-                <w:rStyle w:val="SourceText"/>
-              </w:rPr>
-              <w:t>rule_key()</w:t>
-            </w:r>
-            <w:r>
-              <w:rPr/>
-              <w:t xml:space="preserve"> (canonical JSON of paths, run, env, reach, requiresCleanTree; one function for both flavours via the </w:t>
-            </w:r>
-            <w:r>
-              <w:rPr>
-                <w:rStyle w:val="SourceText"/>
-              </w:rPr>
-              <w:t>rule-key</w:t>
-            </w:r>
-            <w:r>
-              <w:rPr/>
-              <w:t xml:space="preserve"> subcommand). Written atomically; a corrupt or non-dict file poisons the fingerprint so nothing skips; a failed persist withholds both markers; entries whose rule no longer exists are pruned on sync. Sync status starts at 99 and reaches 0 only on a confirmed sync. </w:t>
-            </w:r>
-            <w:r>
-              <w:rPr>
-                <w:rStyle w:val="SourceText"/>
-              </w:rPr>
-              <w:t>DEFERRED_COUNT</w:t>
-            </w:r>
-            <w:r>
-              <w:rPr/>
-              <w:t xml:space="preserve"> counts acute deferrals only; chronic, reach-excluded, clean-tree and skipped rules stay unverified in the record and are reported every run.</w:t>
-            </w:r>
-          </w:p>
-        </w:tc>
-      </w:tr>
-      <w:tr>
-        <w:trPr/>
-        <w:tc>
-          <w:tcPr>
-            <w:tcW w:w="1430" w:type="dxa"/>
-            <w:tcBorders/>
-            <w:vAlign w:val="center"/>
-          </w:tcPr>
-          <w:p>
-            <w:pPr>
-              <w:pStyle w:val="TableContents"/>
-              <w:bidi w:val="0"/>
-              <w:spacing w:before="120" w:after="120"/>
-              <w:jc w:val="left"/>
-              <w:rPr/>
-            </w:pPr>
-            <w:r>
-              <w:rPr/>
-              <w:t>Timings</w:t>
-            </w:r>
-          </w:p>
-        </w:tc>
-        <w:tc>
-          <w:tcPr>
-            <w:tcW w:w="9909" w:type="dxa"/>
-            <w:tcBorders/>
-            <w:vAlign w:val="center"/>
-          </w:tcPr>
-          <w:p>
-            <w:pPr>
-              <w:pStyle w:val="TableContents"/>
-              <w:bidi w:val="0"/>
-              <w:spacing w:before="120" w:after="120"/>
-              <w:jc w:val="left"/>
-              <w:rPr/>
-            </w:pPr>
-            <w:r>
-              <w:rPr>
-                <w:rStyle w:val="SourceText"/>
-              </w:rPr>
-              <w:t>.crew/.verify-gate.timings.json</w:t>
-            </w:r>
-            <w:r>
-              <w:rPr/>
-              <w:t xml:space="preserve">: </w:t>
-            </w:r>
-            <w:r>
-              <w:rPr>
-                <w:rStyle w:val="SourceText"/>
-              </w:rPr>
-              <w:t>max(1, ceil(elapsed))</w:t>
-            </w:r>
-            <w:r>
-              <w:rPr/>
-              <w:t xml:space="preserve"> per unpriced command, labelled measured-not-declared; never written to the tracked map by the hook.</w:t>
-            </w:r>
-          </w:p>
-        </w:tc>
-      </w:tr>
-      <w:tr>
-        <w:trPr/>
-        <w:tc>
-          <w:tcPr>
-            <w:tcW w:w="1430" w:type="dxa"/>
-            <w:tcBorders/>
-            <w:vAlign w:val="center"/>
-          </w:tcPr>
-          <w:p>
-            <w:pPr>
-              <w:pStyle w:val="TableContents"/>
-              <w:bidi w:val="0"/>
-              <w:spacing w:before="120" w:after="120"/>
-              <w:jc w:val="left"/>
-              <w:rPr/>
-            </w:pPr>
-            <w:r>
-              <w:rPr>
-                <w:rStyle w:val="SourceText"/>
-              </w:rPr>
-              <w:t>--price</w:t>
-            </w:r>
-          </w:p>
-        </w:tc>
-        <w:tc>
-          <w:tcPr>
-            <w:tcW w:w="9909" w:type="dxa"/>
-            <w:tcBorders/>
-            <w:vAlign w:val="center"/>
-          </w:tcPr>
-          <w:p>
-            <w:pPr>
-              <w:pStyle w:val="TableContents"/>
-              <w:bidi w:val="0"/>
-              <w:spacing w:before="120" w:after="120"/>
-              <w:jc w:val="left"/>
-              <w:rPr/>
-            </w:pPr>
-            <w:r>
-              <w:rPr>
-                <w:rStyle w:val="SourceText"/>
-              </w:rPr>
-              <w:t>verify_price.py</w:t>
-            </w:r>
-            <w:r>
-              <w:rPr/>
-              <w:t xml:space="preserve">, dispatched only on the literal argument; </w:t>
-            </w:r>
-            <w:r>
-              <w:rPr>
-                <w:rStyle w:val="SourceText"/>
-              </w:rPr>
-              <w:t>hooks.json</w:t>
-            </w:r>
-            <w:r>
-              <w:rPr/>
-              <w:t xml:space="preserve"> passes none or </w:t>
-            </w:r>
-            <w:r>
-              <w:rPr>
-                <w:rStyle w:val="SourceText"/>
-              </w:rPr>
-              <w:t>--all</w:t>
-            </w:r>
-            <w:r>
-              <w:rPr/>
-              <w:t>. Applies the gate's env pinning and declared env; refuses any rule the Stop path would defer; records 77 as SKIP with no timing.</w:t>
-            </w:r>
-          </w:p>
-        </w:tc>
-      </w:tr>
-      <w:tr>
-        <w:trPr/>
-        <w:tc>
-          <w:tcPr>
-            <w:tcW w:w="1430" w:type="dxa"/>
-            <w:tcBorders/>
-            <w:vAlign w:val="center"/>
-          </w:tcPr>
-          <w:p>
-            <w:pPr>
-              <w:pStyle w:val="TableContents"/>
-              <w:bidi w:val="0"/>
-              <w:spacing w:before="120" w:after="120"/>
-              <w:jc w:val="left"/>
-              <w:rPr/>
-            </w:pPr>
-            <w:r>
-              <w:rPr/>
-              <w:t>Reach</w:t>
-            </w:r>
-          </w:p>
-        </w:tc>
-        <w:tc>
-          <w:tcPr>
-            <w:tcW w:w="9909" w:type="dxa"/>
-            <w:tcBorders/>
-            <w:vAlign w:val="center"/>
-          </w:tcPr>
-          <w:p>
-            <w:pPr>
-              <w:pStyle w:val="TableContents"/>
-              <w:bidi w:val="0"/>
-              <w:spacing w:before="120" w:after="120"/>
-              <w:ind w:hanging="0" w:left="0" w:right="0"/>
-              <w:jc w:val="left"/>
-              <w:rPr/>
-            </w:pPr>
-            <w:r>
-              <w:rPr>
-                <w:rStyle w:val="SourceText"/>
-              </w:rPr>
-              <w:t>verify_record.scan_reach</w:t>
-            </w:r>
-            <w:r>
-              <w:rPr/>
-              <w:t>, reject-only: a verb (</w:t>
-            </w:r>
-            <w:r>
-              <w:rPr>
-                <w:rStyle w:val="SourceText"/>
-              </w:rPr>
-              <w:t>\bssm\b</w:t>
-            </w:r>
-            <w:r>
-              <w:rPr/>
-              <w:t xml:space="preserve">, </w:t>
-            </w:r>
-            <w:r>
-              <w:rPr>
-                <w:rStyle w:val="SourceText"/>
-              </w:rPr>
-              <w:t>\bssh\b</w:t>
-            </w:r>
-            <w:r>
-              <w:rPr/>
-              <w:t xml:space="preserve">, </w:t>
-            </w:r>
-            <w:r>
-              <w:rPr>
-                <w:rStyle w:val="SourceText"/>
-              </w:rPr>
-              <w:t>\baws\b</w:t>
-            </w:r>
-            <w:r>
-              <w:rPr/>
-              <w:t xml:space="preserve">, </w:t>
-            </w:r>
-            <w:r>
-              <w:rPr>
-                <w:rStyle w:val="SourceText"/>
-              </w:rPr>
-              <w:t>\baz\b</w:t>
-            </w:r>
-            <w:r>
-              <w:rPr/>
-              <w:t xml:space="preserve">, </w:t>
-            </w:r>
-            <w:r>
-              <w:rPr>
-                <w:rStyle w:val="SourceText"/>
-              </w:rPr>
-              <w:t>\bgh\b</w:t>
-            </w:r>
-            <w:r>
-              <w:rPr/>
-              <w:t xml:space="preserve">, </w:t>
-            </w:r>
-            <w:r>
-              <w:rPr>
-                <w:rStyle w:val="SourceText"/>
-              </w:rPr>
-              <w:t>\bpsql\b</w:t>
-            </w:r>
-            <w:r>
-              <w:rPr/>
-              <w:t xml:space="preserve">, </w:t>
-            </w:r>
-            <w:r>
-              <w:rPr>
-                <w:rStyle w:val="SourceText"/>
-              </w:rPr>
-              <w:t>\bmysql\b</w:t>
-            </w:r>
-            <w:r>
-              <w:rPr/>
-              <w:t xml:space="preserve">, </w:t>
-            </w:r>
-            <w:r>
-              <w:rPr>
-                <w:rStyle w:val="SourceText"/>
-              </w:rPr>
-              <w:t>\bcurl\b</w:t>
-            </w:r>
-            <w:r>
-              <w:rPr/>
-              <w:t xml:space="preserve"> and others, word-bounded) anywhere in the command defers; any script, interpreter with a file argument, inline shell (</w:t>
-            </w:r>
-            <w:r>
-              <w:rPr>
-                <w:rStyle w:val="SourceText"/>
-              </w:rPr>
-              <w:t>-c</w:t>
-            </w:r>
-            <w:r>
-              <w:rPr/>
-              <w:t xml:space="preserve">, </w:t>
-            </w:r>
-            <w:r>
-              <w:rPr>
-                <w:rStyle w:val="SourceText"/>
-              </w:rPr>
-              <w:t>-Command</w:t>
-            </w:r>
-            <w:r>
-              <w:rPr/>
-              <w:t xml:space="preserve">) or </w:t>
-            </w:r>
-            <w:r>
-              <w:rPr>
-                <w:rStyle w:val="SourceText"/>
-              </w:rPr>
-              <w:t>cd</w:t>
-            </w:r>
-            <w:r>
-              <w:rPr/>
-              <w:t xml:space="preserve"> defers with "declare reach: local on rules[N]"; </w:t>
-            </w:r>
-            <w:r>
-              <w:rPr>
-                <w:rStyle w:val="SourceText"/>
-              </w:rPr>
-              <w:t>bash -n</w:t>
-            </w:r>
-            <w:r>
-              <w:rPr/>
-              <w:t xml:space="preserve"> is parse-only and local; comment-only lines and </w:t>
-            </w:r>
-            <w:r>
-              <w:rPr>
-                <w:rStyle w:val="SourceText"/>
-              </w:rPr>
-              <w:t>&lt;# #&gt;</w:t>
-            </w:r>
-            <w:r>
-              <w:rPr/>
-              <w:t xml:space="preserve"> blocks are ignored; </w:t>
-            </w:r>
-            <w:r>
-              <w:rPr>
-                <w:rStyle w:val="SourceText"/>
-              </w:rPr>
-              <w:t>python -m X</w:t>
-            </w:r>
-            <w:r>
-              <w:rPr/>
-              <w:t xml:space="preserve"> names no file. </w:t>
-            </w:r>
-            <w:r>
-              <w:rPr>
-                <w:rStyle w:val="SourceText"/>
-              </w:rPr>
-              <w:t>default</w:t>
-            </w:r>
-            <w:r>
-              <w:rPr/>
-              <w:t xml:space="preserve"> and </w:t>
-            </w:r>
-            <w:r>
-              <w:rPr>
-                <w:rStyle w:val="SourceText"/>
-              </w:rPr>
-              <w:t>always</w:t>
-            </w:r>
-            <w:r>
-              <w:rPr/>
-              <w:t xml:space="preserve"> go through the same classification. </w:t>
-            </w:r>
-            <w:r>
-              <w:rPr>
-                <w:color w:val="B45309"/>
-              </w:rPr>
-              <w:t xml:space="preserve">In progress: split the command on </w:t>
-            </w:r>
-            <w:r>
-              <w:rPr>
-                <w:rStyle w:val="SourceText"/>
-                <w:color w:val="B45309"/>
-              </w:rPr>
-              <w:t>; &amp;&amp; || | &amp;</w:t>
-            </w:r>
-            <w:r>
-              <w:rPr>
-                <w:color w:val="B45309"/>
-              </w:rPr>
-              <w:t xml:space="preserve"> and newlines and classify each segment.</w:t>
-            </w:r>
-            <w:r>
-              <w:rPr/>
-              <w:t xml:space="preserve"> The wrapper-following recursion from earlier rounds is deleted.</w:t>
-            </w:r>
-          </w:p>
-        </w:tc>
-      </w:tr>
-      <w:tr>
-        <w:trPr/>
-        <w:tc>
-          <w:tcPr>
-            <w:tcW w:w="1430" w:type="dxa"/>
-            <w:tcBorders/>
-            <w:vAlign w:val="center"/>
-          </w:tcPr>
-          <w:p>
-            <w:pPr>
-              <w:pStyle w:val="TableContents"/>
-              <w:bidi w:val="0"/>
-              <w:spacing w:before="120" w:after="120"/>
-              <w:jc w:val="left"/>
-              <w:rPr/>
-            </w:pPr>
-            <w:r>
-              <w:rPr/>
-              <w:t>Env pinning</w:t>
-            </w:r>
-          </w:p>
-        </w:tc>
-        <w:tc>
-          <w:tcPr>
-            <w:tcW w:w="9909" w:type="dxa"/>
-            <w:tcBorders/>
-            <w:vAlign w:val="center"/>
-          </w:tcPr>
-          <w:p>
-            <w:pPr>
-              <w:pStyle w:val="TableContents"/>
-              <w:bidi w:val="0"/>
-              <w:spacing w:before="120" w:after="120"/>
-              <w:jc w:val="left"/>
-              <w:rPr/>
-            </w:pPr>
-            <w:r>
-              <w:rPr/>
-              <w:t xml:space="preserve">ENV, AWS_PROFILE, AWS_DEFAULT_REGION, KUBECONFIG, TF_WORKSPACE unset per rule unless </w:t>
-            </w:r>
-            <w:r>
-              <w:rPr>
-                <w:rStyle w:val="SourceText"/>
-              </w:rPr>
-              <w:t>env</w:t>
-            </w:r>
-            <w:r>
-              <w:rPr/>
-              <w:t xml:space="preserve"> is declared; identity includes the declared env so two rules with the same text and different env run separately; every Python-to-shell channel writes LF and every bash read site strips CR.</w:t>
-            </w:r>
-          </w:p>
-        </w:tc>
-      </w:tr>
-      <w:tr>
-        <w:trPr/>
-        <w:tc>
-          <w:tcPr>
-            <w:tcW w:w="1430" w:type="dxa"/>
-            <w:tcBorders/>
-            <w:vAlign w:val="center"/>
-          </w:tcPr>
-          <w:p>
-            <w:pPr>
-              <w:pStyle w:val="TableContents"/>
-              <w:bidi w:val="0"/>
-              <w:spacing w:before="120" w:after="120"/>
-              <w:jc w:val="left"/>
-              <w:rPr/>
-            </w:pPr>
-            <w:r>
-              <w:rPr/>
-              <w:t>Exit 77, clean tree</w:t>
-            </w:r>
-          </w:p>
-        </w:tc>
-        <w:tc>
-          <w:tcPr>
-            <w:tcW w:w="9909" w:type="dxa"/>
-            <w:tcBorders/>
-            <w:vAlign w:val="center"/>
-          </w:tcPr>
-          <w:p>
-            <w:pPr>
-              <w:pStyle w:val="TableContents"/>
-              <w:bidi w:val="0"/>
-              <w:spacing w:before="120" w:after="120"/>
-              <w:jc w:val="left"/>
-              <w:rPr/>
-            </w:pPr>
-            <w:r>
-              <w:rPr/>
-              <w:t xml:space="preserve">SKIP is neither pass nor fail, withholds both markers, and deletes the previous fingerprint before any early exit. </w:t>
-            </w:r>
-            <w:r>
-              <w:rPr>
-                <w:rStyle w:val="SourceText"/>
-              </w:rPr>
-              <w:t>requiresCleanTree: true</w:t>
-            </w:r>
-            <w:r>
-              <w:rPr/>
-              <w:t xml:space="preserve"> defers to </w:t>
-            </w:r>
-            <w:r>
-              <w:rPr>
-                <w:rStyle w:val="SourceText"/>
-              </w:rPr>
-              <w:t>--all</w:t>
-            </w:r>
-            <w:r>
-              <w:rPr/>
-              <w:t xml:space="preserve"> with a named reason.</w:t>
-            </w:r>
-          </w:p>
-        </w:tc>
-      </w:tr>
-      <w:tr>
-        <w:trPr/>
-        <w:tc>
-          <w:tcPr>
-            <w:tcW w:w="1430" w:type="dxa"/>
-            <w:tcBorders/>
-            <w:vAlign w:val="center"/>
-          </w:tcPr>
-          <w:p>
-            <w:pPr>
-              <w:pStyle w:val="TableContents"/>
-              <w:bidi w:val="0"/>
-              <w:spacing w:before="120" w:after="120"/>
-              <w:jc w:val="left"/>
-              <w:rPr/>
-            </w:pPr>
-            <w:r>
-              <w:rPr>
-                <w:rStyle w:val="SourceText"/>
-              </w:rPr>
-              <w:t>--all</w:t>
-            </w:r>
-          </w:p>
-        </w:tc>
-        <w:tc>
-          <w:tcPr>
-            <w:tcW w:w="9909" w:type="dxa"/>
-            <w:tcBorders/>
-            <w:vAlign w:val="center"/>
-          </w:tcPr>
-          <w:p>
-            <w:pPr>
-              <w:pStyle w:val="TableContents"/>
-              <w:bidi w:val="0"/>
-              <w:spacing w:before="120" w:after="120"/>
-              <w:jc w:val="left"/>
-              <w:rPr/>
-            </w:pPr>
-            <w:r>
-              <w:rPr/>
-              <w:t xml:space="preserve">Whole working tree: </w:t>
-            </w:r>
-            <w:r>
-              <w:rPr>
-                <w:rStyle w:val="SourceText"/>
-              </w:rPr>
-              <w:t>git ls-files</w:t>
-            </w:r>
-            <w:r>
-              <w:rPr/>
-              <w:t xml:space="preserve"> plus staged deletions, rename sources, HEAD diff and untracked.</w:t>
-            </w:r>
-          </w:p>
-        </w:tc>
-      </w:tr>
-      <w:tr>
-        <w:trPr/>
-        <w:tc>
-          <w:tcPr>
-            <w:tcW w:w="1430" w:type="dxa"/>
-            <w:tcBorders/>
-            <w:vAlign w:val="center"/>
-          </w:tcPr>
-          <w:p>
-            <w:pPr>
-              <w:pStyle w:val="TableContents"/>
-              <w:bidi w:val="0"/>
-              <w:spacing w:before="120" w:after="120"/>
-              <w:jc w:val="left"/>
-              <w:rPr/>
-            </w:pPr>
-            <w:r>
-              <w:rPr/>
-              <w:t>Triggers</w:t>
-            </w:r>
-          </w:p>
-        </w:tc>
-        <w:tc>
-          <w:tcPr>
-            <w:tcW w:w="9909" w:type="dxa"/>
-            <w:tcBorders/>
-            <w:vAlign w:val="center"/>
-          </w:tcPr>
-          <w:p>
-            <w:pPr>
-              <w:pStyle w:val="TableContents"/>
-              <w:bidi w:val="0"/>
-              <w:spacing w:before="120" w:after="120"/>
-              <w:jc w:val="left"/>
-              <w:rPr/>
-            </w:pPr>
-            <w:r>
-              <w:rPr>
-                <w:rStyle w:val="SourceText"/>
-              </w:rPr>
-              <w:t>crew_state.read_verify_health</w:t>
-            </w:r>
-            <w:r>
-              <w:rPr/>
-              <w:t xml:space="preserve">: </w:t>
-            </w:r>
-            <w:r>
-              <w:rPr>
-                <w:rStyle w:val="SourceText"/>
-              </w:rPr>
-              <w:t>verifyMarkerStale</w:t>
-            </w:r>
-            <w:r>
-              <w:rPr/>
-              <w:t xml:space="preserve">, </w:t>
-            </w:r>
-            <w:r>
-              <w:rPr>
-                <w:rStyle w:val="SourceText"/>
-              </w:rPr>
-              <w:t>verifyRulesUnpriced</w:t>
-            </w:r>
-            <w:r>
-              <w:rPr/>
-              <w:t xml:space="preserve">, </w:t>
-            </w:r>
-            <w:r>
-              <w:rPr>
-                <w:rStyle w:val="SourceText"/>
-              </w:rPr>
-              <w:t>verifyReachUndeclared</w:t>
-            </w:r>
-            <w:r>
-              <w:rPr/>
-              <w:t xml:space="preserve">; </w:t>
-            </w:r>
-            <w:r>
-              <w:rPr>
-                <w:rStyle w:val="SourceText"/>
-              </w:rPr>
-              <w:t>None</w:t>
-            </w:r>
-            <w:r>
-              <w:rPr/>
-              <w:t xml:space="preserve"> on a read failure renders as "unknown" and fires. </w:t>
-            </w:r>
-            <w:r>
-              <w:rPr>
-                <w:rStyle w:val="SourceText"/>
-              </w:rPr>
-              <w:t>pm_brief.py</w:t>
-            </w:r>
-            <w:r>
-              <w:rPr/>
-              <w:t xml:space="preserve"> gains the three findings.</w:t>
-            </w:r>
-          </w:p>
-        </w:tc>
-      </w:tr>
-      <w:tr>
-        <w:trPr/>
-        <w:tc>
-          <w:tcPr>
-            <w:tcW w:w="1430" w:type="dxa"/>
-            <w:tcBorders/>
-            <w:vAlign w:val="center"/>
-          </w:tcPr>
-          <w:p>
-            <w:pPr>
-              <w:pStyle w:val="TableContents"/>
-              <w:bidi w:val="0"/>
-              <w:spacing w:before="120" w:after="120"/>
-              <w:jc w:val="left"/>
-              <w:rPr/>
-            </w:pPr>
-            <w:r>
-              <w:rPr/>
-              <w:t>Map and docs</w:t>
-            </w:r>
-          </w:p>
-        </w:tc>
-        <w:tc>
-          <w:tcPr>
-            <w:tcW w:w="9909" w:type="dxa"/>
-            <w:tcBorders/>
-            <w:vAlign w:val="center"/>
-          </w:tcPr>
-          <w:p>
-            <w:pPr>
-              <w:pStyle w:val="TableContents"/>
-              <w:bidi w:val="0"/>
-              <w:spacing w:before="120" w:after="120"/>
-              <w:jc w:val="left"/>
-              <w:rPr/>
-            </w:pPr>
-            <w:r>
-              <w:rPr/>
-              <w:t xml:space="preserve">This repository's </w:t>
-            </w:r>
-            <w:r>
-              <w:rPr>
-                <w:rStyle w:val="SourceText"/>
-              </w:rPr>
-              <w:t>.crew/verify.json</w:t>
-            </w:r>
-            <w:r>
-              <w:rPr/>
-              <w:t xml:space="preserve"> declares </w:t>
-            </w:r>
-            <w:r>
-              <w:rPr>
-                <w:rStyle w:val="SourceText"/>
-              </w:rPr>
-              <w:t>reach: local</w:t>
-            </w:r>
-            <w:r>
-              <w:rPr/>
-              <w:t xml:space="preserve"> on 18 wrapper rules; </w:t>
-            </w:r>
-            <w:r>
-              <w:rPr>
-                <w:rStyle w:val="SourceText"/>
-              </w:rPr>
-              <w:t>test_28</w:t>
-            </w:r>
-            <w:r>
-              <w:rPr/>
-              <w:t xml:space="preserve"> loads the real map and asserts every rule is declared or plainly local. </w:t>
-            </w:r>
-            <w:r>
-              <w:rPr>
-                <w:rStyle w:val="SourceText"/>
-              </w:rPr>
-              <w:t>skills/crew-setup/examples/verify-terraform.json</w:t>
-            </w:r>
-            <w:r>
-              <w:rPr/>
-              <w:t xml:space="preserve"> carries </w:t>
-            </w:r>
-            <w:r>
-              <w:rPr>
-                <w:rStyle w:val="SourceText"/>
-              </w:rPr>
-              <w:t>seconds</w:t>
-            </w:r>
-            <w:r>
-              <w:rPr/>
-              <w:t xml:space="preserve"> and </w:t>
-            </w:r>
-            <w:r>
-              <w:rPr>
-                <w:rStyle w:val="SourceText"/>
-              </w:rPr>
-              <w:t>reach</w:t>
-            </w:r>
-            <w:r>
-              <w:rPr/>
-              <w:t xml:space="preserve">. CONFIG.md §18 and </w:t>
-            </w:r>
-            <w:r>
-              <w:rPr>
-                <w:rStyle w:val="SourceText"/>
-              </w:rPr>
-              <w:t>commands/verify.md</w:t>
-            </w:r>
-            <w:r>
-              <w:rPr/>
-              <w:t xml:space="preserve"> describe the record.</w:t>
-            </w:r>
-          </w:p>
-        </w:tc>
-      </w:tr>
-    </w:tbl>
-    <w:p>
-      <w:pPr>
-        <w:pStyle w:val="Heading3"/>
-        <w:bidi w:val="0"/>
-        <w:jc w:val="left"/>
-        <w:rPr/>
-      </w:pPr>
-      <w:r>
-        <w:rPr/>
-        <w:t>Review record</w:t>
-      </w:r>
-    </w:p>
-    <w:tbl>
-      <w:tblPr>
-        <w:tblW w:w="5000" w:type="pct"/>
-        <w:jc w:val="left"/>
-        <w:tblInd w:w="28" w:type="dxa"/>
-        <w:tblLayout w:type="fixed"/>
-        <w:tblCellMar>
-          <w:top w:w="28" w:type="dxa"/>
-          <w:left w:w="28" w:type="dxa"/>
-          <w:bottom w:w="28" w:type="dxa"/>
-          <w:right w:w="28" w:type="dxa"/>
-        </w:tblCellMar>
-      </w:tblPr>
-      <w:tblGrid>
-        <w:gridCol w:w="1095"/>
-        <w:gridCol w:w="1657"/>
-        <w:gridCol w:w="8587"/>
-      </w:tblGrid>
-      <w:tr>
-        <w:trPr>
-          <w:tblHeader w:val="true"/>
-        </w:trPr>
-        <w:tc>
-          <w:tcPr>
-            <w:tcW w:w="1095" w:type="dxa"/>
-            <w:tcBorders/>
-            <w:vAlign w:val="center"/>
-          </w:tcPr>
-          <w:p>
-            <w:pPr>
-              <w:pStyle w:val="TableHeading"/>
-              <w:suppressLineNumbers/>
-              <w:shd w:fill="1F4E79" w:val="clear"/>
-              <w:bidi w:val="0"/>
-              <w:spacing w:before="120" w:after="120"/>
-              <w:jc w:val="left"/>
-              <w:rPr/>
-            </w:pPr>
-            <w:r>
-              <w:rPr/>
-              <w:t>Round</w:t>
-            </w:r>
-          </w:p>
-        </w:tc>
-        <w:tc>
-          <w:tcPr>
-            <w:tcW w:w="1657" w:type="dxa"/>
-            <w:tcBorders/>
-            <w:vAlign w:val="center"/>
-          </w:tcPr>
-          <w:p>
-            <w:pPr>
-              <w:pStyle w:val="TableHeading"/>
-              <w:suppressLineNumbers/>
-              <w:shd w:fill="1F4E79" w:val="clear"/>
-              <w:bidi w:val="0"/>
-              <w:spacing w:before="120" w:after="120"/>
-              <w:jc w:val="left"/>
-              <w:rPr/>
-            </w:pPr>
-            <w:r>
-              <w:rPr/>
-              <w:t>Findings</w:t>
-            </w:r>
-          </w:p>
-        </w:tc>
-        <w:tc>
-          <w:tcPr>
-            <w:tcW w:w="8587" w:type="dxa"/>
-            <w:tcBorders/>
-            <w:vAlign w:val="center"/>
-          </w:tcPr>
-          <w:p>
-            <w:pPr>
-              <w:pStyle w:val="TableHeading"/>
-              <w:suppressLineNumbers/>
-              <w:shd w:fill="1F4E79" w:val="clear"/>
-              <w:bidi w:val="0"/>
-              <w:spacing w:before="120" w:after="120"/>
-              <w:jc w:val="left"/>
-              <w:rPr/>
-            </w:pPr>
-            <w:r>
-              <w:rPr/>
-              <w:t>Notable</w:t>
-            </w:r>
-          </w:p>
-        </w:tc>
-      </w:tr>
-      <w:tr>
-        <w:trPr/>
-        <w:tc>
-          <w:tcPr>
-            <w:tcW w:w="1095" w:type="dxa"/>
-            <w:tcBorders/>
-            <w:vAlign w:val="center"/>
-          </w:tcPr>
-          <w:p>
-            <w:pPr>
-              <w:pStyle w:val="TableContents"/>
-              <w:bidi w:val="0"/>
-              <w:spacing w:before="120" w:after="120"/>
-              <w:jc w:val="left"/>
-              <w:rPr/>
-            </w:pPr>
-            <w:r>
-              <w:rPr/>
-              <w:t>1</w:t>
-            </w:r>
-          </w:p>
-        </w:tc>
-        <w:tc>
-          <w:tcPr>
-            <w:tcW w:w="1657" w:type="dxa"/>
-            <w:tcBorders/>
-            <w:vAlign w:val="center"/>
-          </w:tcPr>
-          <w:p>
-            <w:pPr>
-              <w:pStyle w:val="TableContents"/>
-              <w:bidi w:val="0"/>
-              <w:spacing w:before="120" w:after="120"/>
-              <w:jc w:val="left"/>
-              <w:rPr/>
-            </w:pPr>
-            <w:r>
-              <w:rPr/>
-              <w:t>7 BLOCK, 5 FIX</w:t>
-            </w:r>
-          </w:p>
-        </w:tc>
-        <w:tc>
-          <w:tcPr>
-            <w:tcW w:w="8587" w:type="dxa"/>
-            <w:tcBorders/>
-            <w:vAlign w:val="center"/>
-          </w:tcPr>
-          <w:p>
-            <w:pPr>
-              <w:pStyle w:val="TableContents"/>
-              <w:bidi w:val="0"/>
-              <w:spacing w:before="120" w:after="120"/>
-              <w:jc w:val="left"/>
-              <w:rPr/>
-            </w:pPr>
-            <w:r>
-              <w:rPr/>
-              <w:t xml:space="preserve">CRLF from native Python broke env unset in bash; exit 77 advanced markers; </w:t>
-            </w:r>
-            <w:r>
-              <w:rPr>
-                <w:rStyle w:val="SourceText"/>
-              </w:rPr>
-              <w:t>--all</w:t>
-            </w:r>
-            <w:r>
-              <w:rPr/>
-              <w:t xml:space="preserve"> missed staged deletions; corrupt caches did not poison the fingerprint.</w:t>
-            </w:r>
-          </w:p>
-        </w:tc>
-      </w:tr>
-      <w:tr>
-        <w:trPr/>
-        <w:tc>
-          <w:tcPr>
-            <w:tcW w:w="1095" w:type="dxa"/>
-            <w:tcBorders/>
-            <w:vAlign w:val="center"/>
-          </w:tcPr>
-          <w:p>
-            <w:pPr>
-              <w:pStyle w:val="TableContents"/>
-              <w:bidi w:val="0"/>
-              <w:spacing w:before="120" w:after="120"/>
-              <w:jc w:val="left"/>
-              <w:rPr/>
-            </w:pPr>
-            <w:r>
-              <w:rPr/>
-              <w:t>Specialist</w:t>
-            </w:r>
-          </w:p>
-        </w:tc>
-        <w:tc>
-          <w:tcPr>
-            <w:tcW w:w="1657" w:type="dxa"/>
-            <w:tcBorders/>
-            <w:vAlign w:val="center"/>
-          </w:tcPr>
-          <w:p>
-            <w:pPr>
-              <w:pStyle w:val="TableContents"/>
-              <w:bidi w:val="0"/>
-              <w:spacing w:before="120" w:after="120"/>
-              <w:jc w:val="left"/>
-              <w:rPr/>
-            </w:pPr>
-            <w:r>
-              <w:rPr/>
-              <w:t>1 BLOCK, 1 FIX, 1 NIT</w:t>
-            </w:r>
-          </w:p>
-        </w:tc>
-        <w:tc>
-          <w:tcPr>
-            <w:tcW w:w="8587" w:type="dxa"/>
-            <w:tcBorders/>
-            <w:vAlign w:val="center"/>
-          </w:tcPr>
-          <w:p>
-            <w:pPr>
-              <w:pStyle w:val="TableContents"/>
-              <w:bidi w:val="0"/>
-              <w:spacing w:before="120" w:after="120"/>
-              <w:jc w:val="left"/>
-              <w:rPr/>
-            </w:pPr>
-            <w:r>
-              <w:rPr/>
-              <w:t>Sync status defaulting to 0 advanced markers with no Python present.</w:t>
-            </w:r>
-          </w:p>
-        </w:tc>
-      </w:tr>
-      <w:tr>
-        <w:trPr/>
-        <w:tc>
-          <w:tcPr>
-            <w:tcW w:w="1095" w:type="dxa"/>
-            <w:tcBorders/>
-            <w:vAlign w:val="center"/>
-          </w:tcPr>
-          <w:p>
-            <w:pPr>
-              <w:pStyle w:val="TableContents"/>
-              <w:bidi w:val="0"/>
-              <w:spacing w:before="120" w:after="120"/>
-              <w:jc w:val="left"/>
-              <w:rPr/>
-            </w:pPr>
-            <w:r>
-              <w:rPr/>
-              <w:t>2</w:t>
-            </w:r>
-          </w:p>
-        </w:tc>
-        <w:tc>
-          <w:tcPr>
-            <w:tcW w:w="1657" w:type="dxa"/>
-            <w:tcBorders/>
-            <w:vAlign w:val="center"/>
-          </w:tcPr>
-          <w:p>
-            <w:pPr>
-              <w:pStyle w:val="TableContents"/>
-              <w:bidi w:val="0"/>
-              <w:spacing w:before="120" w:after="120"/>
-              <w:jc w:val="left"/>
-              <w:rPr/>
-            </w:pPr>
-            <w:r>
-              <w:rPr/>
-              <w:t>2 BLOCK, 6 FIX</w:t>
-            </w:r>
-          </w:p>
-        </w:tc>
-        <w:tc>
-          <w:tcPr>
-            <w:tcW w:w="8587" w:type="dxa"/>
-            <w:tcBorders/>
-            <w:vAlign w:val="center"/>
-          </w:tcPr>
-          <w:p>
-            <w:pPr>
-              <w:pStyle w:val="TableContents"/>
-              <w:bidi w:val="0"/>
-              <w:spacing w:before="120" w:after="120"/>
-              <w:jc w:val="left"/>
-              <w:rPr/>
-            </w:pPr>
-            <w:r>
-              <w:rPr/>
-              <w:t xml:space="preserve">Nested wrappers; </w:t>
-            </w:r>
-            <w:r>
-              <w:rPr>
-                <w:rStyle w:val="SourceText"/>
-              </w:rPr>
-              <w:t>--price</w:t>
-            </w:r>
-            <w:r>
-              <w:rPr/>
-              <w:t xml:space="preserve"> ran wrappers Stop deferred; rule hash omitted env.</w:t>
-            </w:r>
-          </w:p>
-        </w:tc>
-      </w:tr>
-      <w:tr>
-        <w:trPr/>
-        <w:tc>
-          <w:tcPr>
-            <w:tcW w:w="1095" w:type="dxa"/>
-            <w:tcBorders/>
-            <w:vAlign w:val="center"/>
-          </w:tcPr>
-          <w:p>
-            <w:pPr>
-              <w:pStyle w:val="TableContents"/>
-              <w:bidi w:val="0"/>
-              <w:spacing w:before="120" w:after="120"/>
-              <w:jc w:val="left"/>
-              <w:rPr/>
-            </w:pPr>
-            <w:r>
-              <w:rPr/>
-              <w:t>3</w:t>
-            </w:r>
-          </w:p>
-        </w:tc>
-        <w:tc>
-          <w:tcPr>
-            <w:tcW w:w="1657" w:type="dxa"/>
-            <w:tcBorders/>
-            <w:vAlign w:val="center"/>
-          </w:tcPr>
-          <w:p>
-            <w:pPr>
-              <w:pStyle w:val="TableContents"/>
-              <w:bidi w:val="0"/>
-              <w:spacing w:before="120" w:after="120"/>
-              <w:jc w:val="left"/>
-              <w:rPr/>
-            </w:pPr>
-            <w:r>
-              <w:rPr/>
-              <w:t>2 BLOCK, 3 FIX</w:t>
-            </w:r>
-          </w:p>
-        </w:tc>
-        <w:tc>
-          <w:tcPr>
-            <w:tcW w:w="8587" w:type="dxa"/>
-            <w:tcBorders/>
-            <w:vAlign w:val="center"/>
-          </w:tcPr>
-          <w:p>
-            <w:pPr>
-              <w:pStyle w:val="TableContents"/>
-              <w:bidi w:val="0"/>
-              <w:spacing w:before="120" w:after="120"/>
-              <w:jc w:val="left"/>
-              <w:rPr/>
-            </w:pPr>
-            <w:r>
-              <w:rPr>
-                <w:rStyle w:val="SourceText"/>
-              </w:rPr>
-              <w:t>python -m pytest</w:t>
-            </w:r>
-            <w:r>
-              <w:rPr/>
-              <w:t xml:space="preserve"> parsed as a wrapper named </w:t>
-            </w:r>
-            <w:r>
-              <w:rPr>
-                <w:rStyle w:val="SourceText"/>
-              </w:rPr>
-              <w:t>pytest</w:t>
-            </w:r>
-            <w:r>
-              <w:rPr/>
-              <w:t>, which would have deferred eight rules here every Stop; caught by the new self-check.</w:t>
-            </w:r>
-          </w:p>
-        </w:tc>
-      </w:tr>
-      <w:tr>
-        <w:trPr/>
-        <w:tc>
-          <w:tcPr>
-            <w:tcW w:w="1095" w:type="dxa"/>
-            <w:tcBorders/>
-            <w:vAlign w:val="center"/>
-          </w:tcPr>
-          <w:p>
-            <w:pPr>
-              <w:pStyle w:val="TableContents"/>
-              <w:bidi w:val="0"/>
-              <w:spacing w:before="120" w:after="120"/>
-              <w:jc w:val="left"/>
-              <w:rPr/>
-            </w:pPr>
-            <w:r>
-              <w:rPr/>
-              <w:t>4</w:t>
-            </w:r>
-          </w:p>
-        </w:tc>
-        <w:tc>
-          <w:tcPr>
-            <w:tcW w:w="1657" w:type="dxa"/>
-            <w:tcBorders/>
-            <w:vAlign w:val="center"/>
-          </w:tcPr>
-          <w:p>
-            <w:pPr>
-              <w:pStyle w:val="TableContents"/>
-              <w:bidi w:val="0"/>
-              <w:spacing w:before="120" w:after="120"/>
-              <w:jc w:val="left"/>
-              <w:rPr/>
-            </w:pPr>
-            <w:r>
-              <w:rPr/>
-              <w:t>4 BLOCK, 1 FIX</w:t>
-            </w:r>
-          </w:p>
-        </w:tc>
-        <w:tc>
-          <w:tcPr>
-            <w:tcW w:w="8587" w:type="dxa"/>
-            <w:tcBorders/>
-            <w:vAlign w:val="center"/>
-          </w:tcPr>
-          <w:p>
-            <w:pPr>
-              <w:pStyle w:val="TableContents"/>
-              <w:bidi w:val="0"/>
-              <w:spacing w:before="120" w:after="120"/>
-              <w:jc w:val="left"/>
-              <w:rPr/>
-            </w:pPr>
-            <w:r>
-              <w:rPr/>
-              <w:t>Three new ways to hide a wrapper from inspection; design inverted to reject-only.</w:t>
-            </w:r>
-          </w:p>
-        </w:tc>
-      </w:tr>
-      <w:tr>
-        <w:trPr/>
-        <w:tc>
-          <w:tcPr>
-            <w:tcW w:w="1095" w:type="dxa"/>
-            <w:tcBorders/>
-            <w:vAlign w:val="center"/>
-          </w:tcPr>
-          <w:p>
-            <w:pPr>
-              <w:pStyle w:val="TableContents"/>
-              <w:bidi w:val="0"/>
-              <w:spacing w:before="120" w:after="120"/>
-              <w:jc w:val="left"/>
-              <w:rPr/>
-            </w:pPr>
-            <w:r>
-              <w:rPr/>
-              <w:t>5</w:t>
-            </w:r>
-          </w:p>
-        </w:tc>
-        <w:tc>
-          <w:tcPr>
-            <w:tcW w:w="1657" w:type="dxa"/>
-            <w:tcBorders/>
-            <w:vAlign w:val="center"/>
-          </w:tcPr>
-          <w:p>
-            <w:pPr>
-              <w:pStyle w:val="TableContents"/>
-              <w:bidi w:val="0"/>
-              <w:spacing w:before="120" w:after="120"/>
-              <w:jc w:val="left"/>
-              <w:rPr/>
-            </w:pPr>
-            <w:r>
-              <w:rPr/>
-              <w:t>2 BLOCK</w:t>
-            </w:r>
-          </w:p>
-        </w:tc>
-        <w:tc>
-          <w:tcPr>
-            <w:tcW w:w="8587" w:type="dxa"/>
-            <w:tcBorders/>
-            <w:vAlign w:val="center"/>
-          </w:tcPr>
-          <w:p>
-            <w:pPr>
-              <w:pStyle w:val="TableContents"/>
-              <w:bidi w:val="0"/>
-              <w:spacing w:before="120" w:after="120"/>
-              <w:jc w:val="left"/>
-              <w:rPr/>
-            </w:pPr>
-            <w:r>
-              <w:rPr/>
-              <w:t>Compound commands classified whole; fix in progress.</w:t>
-            </w:r>
-          </w:p>
-        </w:tc>
-      </w:tr>
-    </w:tbl>
-    <w:p>
-      <w:pPr>
-        <w:pStyle w:val="Heading3"/>
-        <w:bidi w:val="0"/>
-        <w:jc w:val="left"/>
-        <w:rPr/>
-      </w:pPr>
-      <w:r>
-        <w:rPr/>
-        <w:t>Operational notes</w:t>
-      </w:r>
-    </w:p>
-    <w:p>
-      <w:pPr>
-        <w:pStyle w:val="BodyText"/>
-        <w:numPr>
-          <w:ilvl w:val="0"/>
-          <w:numId w:val="2"/>
-        </w:numPr>
-        <w:tabs>
-          <w:tab w:val="clear" w:pos="1134"/>
-          <w:tab w:val="left" w:pos="829" w:leader="none"/>
-        </w:tabs>
-        <w:bidi w:val="0"/>
-        <w:spacing w:before="120" w:after="0"/>
-        <w:ind w:hanging="283" w:left="829"/>
-        <w:jc w:val="left"/>
-        <w:rPr/>
-      </w:pPr>
-      <w:r>
-        <w:rPr/>
-        <w:t xml:space="preserve">Hot fix for an existing repository: </w:t>
-      </w:r>
-      <w:r>
-        <w:rPr>
-          <w:rStyle w:val="SourceText"/>
-        </w:rPr>
-        <w:t>git rev-parse HEAD &gt; .crew/.verify-verified-at</w:t>
-      </w:r>
-      <w:r>
-        <w:rPr/>
-        <w:t xml:space="preserve">, only if HEAD is a verified state. If it is not, this marks unverified commits as verified and the gate will not look at them again. </w:t>
-      </w:r>
-    </w:p>
-    <w:p>
-      <w:pPr>
-        <w:pStyle w:val="BodyText"/>
-        <w:numPr>
-          <w:ilvl w:val="0"/>
-          <w:numId w:val="2"/>
-        </w:numPr>
-        <w:tabs>
-          <w:tab w:val="clear" w:pos="1134"/>
-          <w:tab w:val="left" w:pos="829" w:leader="none"/>
-        </w:tabs>
-        <w:bidi w:val="0"/>
-        <w:spacing w:before="120" w:after="0"/>
-        <w:ind w:hanging="283" w:left="829"/>
-        <w:jc w:val="left"/>
-        <w:rPr/>
-      </w:pPr>
-      <w:r>
-        <w:rPr/>
-        <w:t xml:space="preserve">After upgrading, declare </w:t>
-      </w:r>
-      <w:r>
-        <w:rPr>
-          <w:rStyle w:val="SourceText"/>
-        </w:rPr>
-        <w:t>reach</w:t>
-      </w:r>
-      <w:r>
-        <w:rPr/>
-        <w:t xml:space="preserve"> on wrapper rules, run </w:t>
-      </w:r>
-      <w:r>
-        <w:rPr>
-          <w:rStyle w:val="SourceText"/>
-        </w:rPr>
-        <w:t>/crew:verify --price</w:t>
-      </w:r>
-      <w:r>
-        <w:rPr/>
-        <w:t xml:space="preserve"> once, and run </w:t>
-      </w:r>
-      <w:r>
-        <w:rPr>
-          <w:rStyle w:val="SourceText"/>
-        </w:rPr>
-        <w:t>/crew:verify --all</w:t>
-      </w:r>
-      <w:r>
-        <w:rPr/>
-        <w:t xml:space="preserve"> before a PR because a deferred rule is unverified until it runs. </w:t>
-      </w:r>
-    </w:p>
-    <w:p>
-      <w:pPr>
-        <w:pStyle w:val="BodyText"/>
-        <w:numPr>
-          <w:ilvl w:val="0"/>
-          <w:numId w:val="2"/>
-        </w:numPr>
-        <w:tabs>
-          <w:tab w:val="clear" w:pos="1134"/>
-          <w:tab w:val="left" w:pos="829" w:leader="none"/>
-        </w:tabs>
-        <w:bidi w:val="0"/>
-        <w:ind w:hanging="283" w:left="829"/>
-        <w:jc w:val="left"/>
-        <w:rPr/>
-      </w:pPr>
-      <w:r>
-        <w:rPr/>
-        <w:t xml:space="preserve">Open sessions load hooks at start; run </w:t>
-      </w:r>
-      <w:r>
-        <w:rPr>
-          <w:rStyle w:val="SourceText"/>
-        </w:rPr>
-        <w:t>/reload-plugins</w:t>
-      </w:r>
-      <w:r>
-        <w:rPr/>
-        <w:t xml:space="preserve"> to pick up a new version. </w:t>
-      </w:r>
-    </w:p>
-    <w:p>
-      <w:pPr>
-        <w:pStyle w:val="Heading2"/>
-        <w:bidi w:val="0"/>
-        <w:jc w:val="left"/>
-        <w:rPr/>
-      </w:pPr>
-      <w:r>
-        <w:rPr/>
-        <w:t>8. Known items on the fix list</w:t>
-      </w:r>
-    </w:p>
-    <w:p>
-      <w:pPr>
-        <w:pStyle w:val="BodyText"/>
-        <w:numPr>
-          <w:ilvl w:val="0"/>
-          <w:numId w:val="3"/>
-        </w:numPr>
-        <w:tabs>
-          <w:tab w:val="clear" w:pos="1134"/>
-          <w:tab w:val="left" w:pos="829" w:leader="none"/>
-        </w:tabs>
-        <w:bidi w:val="0"/>
-        <w:spacing w:before="120" w:after="0"/>
-        <w:ind w:hanging="283" w:left="829"/>
-        <w:jc w:val="left"/>
-        <w:rPr/>
-      </w:pPr>
-      <w:r>
-        <w:rPr>
-          <w:rStyle w:val="SourceText"/>
-        </w:rPr>
-        <w:t>agents/developer.md:178</w:t>
-      </w:r>
-      <w:r>
-        <w:rPr/>
-        <w:t xml:space="preserve"> forbids the commit that every brief asks for; decide once in the role file. </w:t>
-      </w:r>
-    </w:p>
-    <w:p>
-      <w:pPr>
-        <w:pStyle w:val="BodyText"/>
-        <w:numPr>
-          <w:ilvl w:val="0"/>
-          <w:numId w:val="3"/>
-        </w:numPr>
-        <w:tabs>
-          <w:tab w:val="clear" w:pos="1134"/>
-          <w:tab w:val="left" w:pos="829" w:leader="none"/>
-        </w:tabs>
-        <w:bidi w:val="0"/>
-        <w:spacing w:before="120" w:after="0"/>
-        <w:ind w:hanging="283" w:left="829"/>
-        <w:jc w:val="left"/>
-        <w:rPr/>
-      </w:pPr>
-      <w:r>
-        <w:rPr/>
-        <w:t xml:space="preserve">Developer roles resolve to Claude here although the machine-global config pins Codex; the routing failed silently. </w:t>
-      </w:r>
-    </w:p>
-    <w:p>
-      <w:pPr>
-        <w:pStyle w:val="BodyText"/>
-        <w:numPr>
-          <w:ilvl w:val="0"/>
-          <w:numId w:val="3"/>
-        </w:numPr>
-        <w:tabs>
-          <w:tab w:val="clear" w:pos="1134"/>
-          <w:tab w:val="left" w:pos="829" w:leader="none"/>
-        </w:tabs>
-        <w:bidi w:val="0"/>
-        <w:spacing w:before="120" w:after="0"/>
-        <w:ind w:hanging="283" w:left="829"/>
-        <w:jc w:val="left"/>
-        <w:rPr/>
-      </w:pPr>
-      <w:r>
-        <w:rPr/>
-        <w:t xml:space="preserve">Every hook's Python writes stderr with the OEM code page when piped on Windows; reconfigure to UTF-8 at each entry point. </w:t>
-      </w:r>
-    </w:p>
-    <w:p>
-      <w:pPr>
-        <w:pStyle w:val="BodyText"/>
-        <w:numPr>
-          <w:ilvl w:val="0"/>
-          <w:numId w:val="3"/>
-        </w:numPr>
-        <w:tabs>
-          <w:tab w:val="clear" w:pos="1134"/>
-          <w:tab w:val="left" w:pos="829" w:leader="none"/>
-        </w:tabs>
-        <w:bidi w:val="0"/>
-        <w:spacing w:before="120" w:after="0"/>
-        <w:ind w:hanging="283" w:left="829"/>
-        <w:jc w:val="left"/>
-        <w:rPr/>
-      </w:pPr>
-      <w:r>
-        <w:rPr>
-          <w:rStyle w:val="SourceText"/>
-        </w:rPr>
-        <w:t>scripts/check-marketplace.py</w:t>
-      </w:r>
-      <w:r>
-        <w:rPr/>
-        <w:t xml:space="preserve"> crashes on a tracked file deleted but not staged. </w:t>
-      </w:r>
-    </w:p>
-    <w:p>
-      <w:pPr>
-        <w:pStyle w:val="BodyText"/>
-        <w:numPr>
-          <w:ilvl w:val="0"/>
-          <w:numId w:val="3"/>
-        </w:numPr>
-        <w:tabs>
-          <w:tab w:val="clear" w:pos="1134"/>
-          <w:tab w:val="left" w:pos="829" w:leader="none"/>
-        </w:tabs>
-        <w:bidi w:val="0"/>
-        <w:spacing w:before="120" w:after="0"/>
-        <w:ind w:hanging="283" w:left="829"/>
-        <w:jc w:val="left"/>
-        <w:rPr/>
-      </w:pPr>
-      <w:r>
-        <w:rPr>
-          <w:rStyle w:val="SourceText"/>
-        </w:rPr>
-        <w:t>test_verify_gate_lock_window.py</w:t>
-      </w:r>
-      <w:r>
-        <w:rPr/>
-        <w:t xml:space="preserve"> has a load-sensitive timing assertion that fails under concurrent suites. </w:t>
-      </w:r>
-    </w:p>
-    <w:p>
-      <w:pPr>
-        <w:pStyle w:val="BodyText"/>
-        <w:numPr>
-          <w:ilvl w:val="0"/>
-          <w:numId w:val="3"/>
-        </w:numPr>
-        <w:tabs>
-          <w:tab w:val="clear" w:pos="1134"/>
-          <w:tab w:val="left" w:pos="829" w:leader="none"/>
-        </w:tabs>
-        <w:bidi w:val="0"/>
-        <w:spacing w:before="120" w:after="0"/>
-        <w:ind w:hanging="283" w:left="829"/>
-        <w:jc w:val="left"/>
-        <w:rPr/>
-      </w:pPr>
-      <w:r>
-        <w:rPr/>
-        <w:t xml:space="preserve">The PM cannot name a subagent, so a PM-dispatched developer is not resumable by id. </w:t>
-      </w:r>
-    </w:p>
-    <w:p>
-      <w:pPr>
-        <w:pStyle w:val="BodyText"/>
-        <w:numPr>
-          <w:ilvl w:val="0"/>
-          <w:numId w:val="3"/>
-        </w:numPr>
-        <w:tabs>
-          <w:tab w:val="clear" w:pos="1134"/>
-          <w:tab w:val="left" w:pos="829" w:leader="none"/>
-        </w:tabs>
-        <w:bidi w:val="0"/>
-        <w:ind w:hanging="283" w:left="829"/>
-        <w:jc w:val="left"/>
-        <w:rPr/>
-      </w:pPr>
-      <w:r>
-        <w:rPr/>
-        <w:t xml:space="preserve">Install scripts skip </w:t>
-      </w:r>
-      <w:r>
-        <w:rPr>
-          <w:rStyle w:val="SourceText"/>
-        </w:rPr>
-        <w:t>plugin/*</w:t>
-      </w:r>
-      <w:r>
-        <w:rPr/>
-        <w:t xml:space="preserve"> on reinstall; CLAUDE.md's </w:t>
-      </w:r>
-      <w:r>
-        <w:rPr>
-          <w:rStyle w:val="SourceText"/>
-        </w:rPr>
-        <w:t>git show</w:t>
-      </w:r>
-      <w:r>
-        <w:rPr/>
-        <w:t xml:space="preserve">/autocrlf sentence is backwards. </w:t>
+        <w:rPr>
+          <w:rStyle w:val="SourceText"/>
+        </w:rPr>
+        <w:t>plugin/crew/tests/sabotage.py</w:t>
+      </w:r>
+      <w:r>
+        <w:rPr/>
+        <w:t xml:space="preserve"> reports one mutation, in the frozen-artifact path, that goes STILL GREEN under a full run on this Linux host with no identified skip condition explaining it away as a missing interpreter. </w:t>
       </w:r>
     </w:p>
     <w:p>
@@ -6321,27 +5200,37 @@
       </w:pPr>
       <w:r>
         <w:rPr/>
-        <w:t xml:space="preserve">Provenance: counts read from the repository at commit 621d50dc; review figures from </w:t>
-      </w:r>
-      <w:r>
-        <w:rPr>
-          <w:rStyle w:val="SourceText"/>
-        </w:rPr>
-        <w:t>.crew/metrics.md</w:t>
-      </w:r>
-      <w:r>
-        <w:rPr/>
-        <w:t xml:space="preserve">; Stop-gate details from branch crew-stop-gate-record at b6e8c4bb plus the in-progress round-5 fix. Not verified: the Stop-gate fix's effect on live sessions; </w:t>
-      </w:r>
-      <w:r>
-        <w:rPr>
-          <w:rStyle w:val="SourceText"/>
-        </w:rPr>
-        <w:t>drift-detection.sh</w:t>
-      </w:r>
-      <w:r>
-        <w:rPr/>
-        <w:t xml:space="preserve"> was not run for any of this week's merges.</w:t>
+        <w:t xml:space="preserve">Provenance: counts read from the repository at commit 541b2b70 on branch </w:t>
+      </w:r>
+      <w:r>
+        <w:rPr>
+          <w:rStyle w:val="SourceText"/>
+        </w:rPr>
+        <w:t>post-207-checklist</w:t>
+      </w:r>
+      <w:r>
+        <w:rPr/>
+        <w:t xml:space="preserve">; the crew 0.20.11 entry is CHANGELOG.md's </w:t>
+      </w:r>
+      <w:r>
+        <w:rPr>
+          <w:rStyle w:val="SourceText"/>
+        </w:rPr>
+        <w:t>[Unreleased]</w:t>
+      </w:r>
+      <w:r>
+        <w:rPr/>
+        <w:t xml:space="preserve"> section, top entry; the earlier version table is drawn from the same file's history for those version strings. Not verified: any change landed after 541b2b70; </w:t>
+      </w:r>
+      <w:r>
+        <w:rPr>
+          <w:rStyle w:val="SourceText"/>
+        </w:rPr>
+        <w:t>scripts/_test/drift-detection.sh</w:t>
+      </w:r>
+      <w:r>
+        <w:rPr/>
+        <w:t>, which this repository's own CLAUDE.md requires by hand before a change to the plugin update path, was not run for this document.</w:t>
       </w:r>
     </w:p>
     <w:sectPr>
@@ -6499,280 +5388,6 @@
   <w:abstractNum w:abstractNumId="2">
     <w:lvl w:ilvl="0">
       <w:start w:val="1"/>
-      <w:numFmt w:val="bullet"/>
-      <w:lvlText w:val=""/>
-      <w:lvlJc w:val="left"/>
-      <w:pPr>
-        <w:tabs>
-          <w:tab w:val="num" w:pos="709"/>
-        </w:tabs>
-        <w:ind w:left="709" w:hanging="283"/>
-      </w:pPr>
-      <w:rPr>
-        <w:rFonts w:ascii="Symbol" w:hAnsi="Symbol" w:cs="Symbol" w:hint="default"/>
-      </w:rPr>
-    </w:lvl>
-    <w:lvl w:ilvl="1">
-      <w:start w:val="1"/>
-      <w:numFmt w:val="bullet"/>
-      <w:lvlText w:val=""/>
-      <w:lvlJc w:val="left"/>
-      <w:pPr>
-        <w:tabs>
-          <w:tab w:val="num" w:pos="1418"/>
-        </w:tabs>
-        <w:ind w:left="1418" w:hanging="283"/>
-      </w:pPr>
-      <w:rPr>
-        <w:rFonts w:ascii="Symbol" w:hAnsi="Symbol" w:cs="Symbol" w:hint="default"/>
-      </w:rPr>
-    </w:lvl>
-    <w:lvl w:ilvl="2">
-      <w:start w:val="1"/>
-      <w:numFmt w:val="bullet"/>
-      <w:lvlText w:val=""/>
-      <w:lvlJc w:val="left"/>
-      <w:pPr>
-        <w:tabs>
-          <w:tab w:val="num" w:pos="2127"/>
-        </w:tabs>
-        <w:ind w:left="2127" w:hanging="283"/>
-      </w:pPr>
-      <w:rPr>
-        <w:rFonts w:ascii="Symbol" w:hAnsi="Symbol" w:cs="Symbol" w:hint="default"/>
-      </w:rPr>
-    </w:lvl>
-    <w:lvl w:ilvl="3">
-      <w:start w:val="1"/>
-      <w:numFmt w:val="bullet"/>
-      <w:lvlText w:val=""/>
-      <w:lvlJc w:val="left"/>
-      <w:pPr>
-        <w:tabs>
-          <w:tab w:val="num" w:pos="2836"/>
-        </w:tabs>
-        <w:ind w:left="2836" w:hanging="283"/>
-      </w:pPr>
-      <w:rPr>
-        <w:rFonts w:ascii="Symbol" w:hAnsi="Symbol" w:cs="Symbol" w:hint="default"/>
-      </w:rPr>
-    </w:lvl>
-    <w:lvl w:ilvl="4">
-      <w:start w:val="1"/>
-      <w:numFmt w:val="bullet"/>
-      <w:lvlText w:val=""/>
-      <w:lvlJc w:val="left"/>
-      <w:pPr>
-        <w:tabs>
-          <w:tab w:val="num" w:pos="3545"/>
-        </w:tabs>
-        <w:ind w:left="3545" w:hanging="283"/>
-      </w:pPr>
-      <w:rPr>
-        <w:rFonts w:ascii="Symbol" w:hAnsi="Symbol" w:cs="Symbol" w:hint="default"/>
-      </w:rPr>
-    </w:lvl>
-    <w:lvl w:ilvl="5">
-      <w:start w:val="1"/>
-      <w:numFmt w:val="bullet"/>
-      <w:lvlText w:val=""/>
-      <w:lvlJc w:val="left"/>
-      <w:pPr>
-        <w:tabs>
-          <w:tab w:val="num" w:pos="4254"/>
-        </w:tabs>
-        <w:ind w:left="4254" w:hanging="283"/>
-      </w:pPr>
-      <w:rPr>
-        <w:rFonts w:ascii="Symbol" w:hAnsi="Symbol" w:cs="Symbol" w:hint="default"/>
-      </w:rPr>
-    </w:lvl>
-    <w:lvl w:ilvl="6">
-      <w:start w:val="1"/>
-      <w:numFmt w:val="bullet"/>
-      <w:lvlText w:val=""/>
-      <w:lvlJc w:val="left"/>
-      <w:pPr>
-        <w:tabs>
-          <w:tab w:val="num" w:pos="4963"/>
-        </w:tabs>
-        <w:ind w:left="4963" w:hanging="283"/>
-      </w:pPr>
-      <w:rPr>
-        <w:rFonts w:ascii="Symbol" w:hAnsi="Symbol" w:cs="Symbol" w:hint="default"/>
-      </w:rPr>
-    </w:lvl>
-    <w:lvl w:ilvl="7">
-      <w:start w:val="1"/>
-      <w:numFmt w:val="bullet"/>
-      <w:lvlText w:val=""/>
-      <w:lvlJc w:val="left"/>
-      <w:pPr>
-        <w:tabs>
-          <w:tab w:val="num" w:pos="5672"/>
-        </w:tabs>
-        <w:ind w:left="5672" w:hanging="283"/>
-      </w:pPr>
-      <w:rPr>
-        <w:rFonts w:ascii="Symbol" w:hAnsi="Symbol" w:cs="Symbol" w:hint="default"/>
-      </w:rPr>
-    </w:lvl>
-    <w:lvl w:ilvl="8">
-      <w:start w:val="1"/>
-      <w:numFmt w:val="bullet"/>
-      <w:lvlText w:val=""/>
-      <w:lvlJc w:val="left"/>
-      <w:pPr>
-        <w:tabs>
-          <w:tab w:val="num" w:pos="6381"/>
-        </w:tabs>
-        <w:ind w:left="6381" w:hanging="283"/>
-      </w:pPr>
-      <w:rPr>
-        <w:rFonts w:ascii="Symbol" w:hAnsi="Symbol" w:cs="Symbol" w:hint="default"/>
-      </w:rPr>
-    </w:lvl>
-  </w:abstractNum>
-  <w:abstractNum w:abstractNumId="3">
-    <w:lvl w:ilvl="0">
-      <w:start w:val="1"/>
-      <w:numFmt w:val="bullet"/>
-      <w:lvlText w:val=""/>
-      <w:lvlJc w:val="left"/>
-      <w:pPr>
-        <w:tabs>
-          <w:tab w:val="num" w:pos="709"/>
-        </w:tabs>
-        <w:ind w:left="709" w:hanging="283"/>
-      </w:pPr>
-      <w:rPr>
-        <w:rFonts w:ascii="Symbol" w:hAnsi="Symbol" w:cs="Symbol" w:hint="default"/>
-      </w:rPr>
-    </w:lvl>
-    <w:lvl w:ilvl="1">
-      <w:start w:val="1"/>
-      <w:numFmt w:val="bullet"/>
-      <w:lvlText w:val=""/>
-      <w:lvlJc w:val="left"/>
-      <w:pPr>
-        <w:tabs>
-          <w:tab w:val="num" w:pos="1418"/>
-        </w:tabs>
-        <w:ind w:left="1418" w:hanging="283"/>
-      </w:pPr>
-      <w:rPr>
-        <w:rFonts w:ascii="Symbol" w:hAnsi="Symbol" w:cs="Symbol" w:hint="default"/>
-      </w:rPr>
-    </w:lvl>
-    <w:lvl w:ilvl="2">
-      <w:start w:val="1"/>
-      <w:numFmt w:val="bullet"/>
-      <w:lvlText w:val=""/>
-      <w:lvlJc w:val="left"/>
-      <w:pPr>
-        <w:tabs>
-          <w:tab w:val="num" w:pos="2127"/>
-        </w:tabs>
-        <w:ind w:left="2127" w:hanging="283"/>
-      </w:pPr>
-      <w:rPr>
-        <w:rFonts w:ascii="Symbol" w:hAnsi="Symbol" w:cs="Symbol" w:hint="default"/>
-      </w:rPr>
-    </w:lvl>
-    <w:lvl w:ilvl="3">
-      <w:start w:val="1"/>
-      <w:numFmt w:val="bullet"/>
-      <w:lvlText w:val=""/>
-      <w:lvlJc w:val="left"/>
-      <w:pPr>
-        <w:tabs>
-          <w:tab w:val="num" w:pos="2836"/>
-        </w:tabs>
-        <w:ind w:left="2836" w:hanging="283"/>
-      </w:pPr>
-      <w:rPr>
-        <w:rFonts w:ascii="Symbol" w:hAnsi="Symbol" w:cs="Symbol" w:hint="default"/>
-      </w:rPr>
-    </w:lvl>
-    <w:lvl w:ilvl="4">
-      <w:start w:val="1"/>
-      <w:numFmt w:val="bullet"/>
-      <w:lvlText w:val=""/>
-      <w:lvlJc w:val="left"/>
-      <w:pPr>
-        <w:tabs>
-          <w:tab w:val="num" w:pos="3545"/>
-        </w:tabs>
-        <w:ind w:left="3545" w:hanging="283"/>
-      </w:pPr>
-      <w:rPr>
-        <w:rFonts w:ascii="Symbol" w:hAnsi="Symbol" w:cs="Symbol" w:hint="default"/>
-      </w:rPr>
-    </w:lvl>
-    <w:lvl w:ilvl="5">
-      <w:start w:val="1"/>
-      <w:numFmt w:val="bullet"/>
-      <w:lvlText w:val=""/>
-      <w:lvlJc w:val="left"/>
-      <w:pPr>
-        <w:tabs>
-          <w:tab w:val="num" w:pos="4254"/>
-        </w:tabs>
-        <w:ind w:left="4254" w:hanging="283"/>
-      </w:pPr>
-      <w:rPr>
-        <w:rFonts w:ascii="Symbol" w:hAnsi="Symbol" w:cs="Symbol" w:hint="default"/>
-      </w:rPr>
-    </w:lvl>
-    <w:lvl w:ilvl="6">
-      <w:start w:val="1"/>
-      <w:numFmt w:val="bullet"/>
-      <w:lvlText w:val=""/>
-      <w:lvlJc w:val="left"/>
-      <w:pPr>
-        <w:tabs>
-          <w:tab w:val="num" w:pos="4963"/>
-        </w:tabs>
-        <w:ind w:left="4963" w:hanging="283"/>
-      </w:pPr>
-      <w:rPr>
-        <w:rFonts w:ascii="Symbol" w:hAnsi="Symbol" w:cs="Symbol" w:hint="default"/>
-      </w:rPr>
-    </w:lvl>
-    <w:lvl w:ilvl="7">
-      <w:start w:val="1"/>
-      <w:numFmt w:val="bullet"/>
-      <w:lvlText w:val=""/>
-      <w:lvlJc w:val="left"/>
-      <w:pPr>
-        <w:tabs>
-          <w:tab w:val="num" w:pos="5672"/>
-        </w:tabs>
-        <w:ind w:left="5672" w:hanging="283"/>
-      </w:pPr>
-      <w:rPr>
-        <w:rFonts w:ascii="Symbol" w:hAnsi="Symbol" w:cs="Symbol" w:hint="default"/>
-      </w:rPr>
-    </w:lvl>
-    <w:lvl w:ilvl="8">
-      <w:start w:val="1"/>
-      <w:numFmt w:val="bullet"/>
-      <w:lvlText w:val=""/>
-      <w:lvlJc w:val="left"/>
-      <w:pPr>
-        <w:tabs>
-          <w:tab w:val="num" w:pos="6381"/>
-        </w:tabs>
-        <w:ind w:left="6381" w:hanging="283"/>
-      </w:pPr>
-      <w:rPr>
-        <w:rFonts w:ascii="Symbol" w:hAnsi="Symbol" w:cs="Symbol" w:hint="default"/>
-      </w:rPr>
-    </w:lvl>
-  </w:abstractNum>
-  <w:abstractNum w:abstractNumId="4">
-    <w:lvl w:ilvl="0">
-      <w:start w:val="1"/>
       <w:numFmt w:val="none"/>
       <w:suff w:val="nothing"/>
       <w:lvlText w:val=""/>
@@ -6897,12 +5512,6 @@
   <w:num w:numId="2">
     <w:abstractNumId w:val="2"/>
   </w:num>
-  <w:num w:numId="3">
-    <w:abstractNumId w:val="3"/>
-  </w:num>
-  <w:num w:numId="4">
-    <w:abstractNumId w:val="4"/>
-  </w:num>
 </w:numbering>
 </file>
 
@@ -6929,12 +5538,12 @@
     <w:pPr>
       <w:widowControl w:val="false"/>
       <w:bidi w:val="0"/>
-      <w:spacing w:lineRule="auto" w:line="336" w:before="1134" w:after="1134"/>
+      <w:spacing w:lineRule="auto" w:line="348" w:before="1134" w:after="1134"/>
       <w:ind w:left="1134" w:right="1134"/>
     </w:pPr>
     <w:rPr>
-      <w:rFonts w:ascii="Calibri;Arial;sans-serif" w:hAnsi="Calibri;Arial;sans-serif" w:eastAsia="Calibri;Arial;sans-serif" w:cs="Calibri;Arial;sans-serif"/>
-      <w:color w:val="1A1A1A"/>
+      <w:rFonts w:ascii="Segoe UI;Calibri;Arial;sans-serif" w:hAnsi="Segoe UI;Calibri;Arial;sans-serif" w:eastAsia="Segoe UI;Calibri;Arial;sans-serif" w:cs="Segoe UI;Calibri;Arial;sans-serif"/>
+      <w:color w:val="1B1B1F"/>
       <w:sz w:val="22"/>
       <w:szCs w:val="22"/>
       <w:lang w:val="en-US" w:eastAsia="zh-CN" w:bidi="hi-IN"/>
@@ -6963,9 +5572,10 @@
     <w:qFormat/>
     <w:pPr>
       <w:pBdr>
-        <w:bottom w:val="single" w:sz="2" w:space="3" w:color="5C6670"/>
+        <w:bottom w:val="single" w:sz="2" w:space="3" w:color="DCDEE5"/>
       </w:pBdr>
-      <w:spacing w:before="480" w:after="120"/>
+      <w:spacing w:before="480" w:after="160"/>
+      <w:ind w:left="480" w:right="480"/>
       <w:outlineLvl w:val="1"/>
     </w:pPr>
     <w:rPr>
@@ -6984,6 +5594,7 @@
     <w:qFormat/>
     <w:pPr>
       <w:spacing w:before="320" w:after="120"/>
+      <w:ind w:left="320" w:right="320"/>
       <w:outlineLvl w:val="2"/>
     </w:pPr>
     <w:rPr>
@@ -7067,11 +5678,10 @@
     <w:name w:val="Table Contents"/>
     <w:basedOn w:val="BodyText"/>
     <w:qFormat/>
-    <w:pPr/>
-    <w:rPr>
-      <w:sz w:val="20"/>
-      <w:szCs w:val="20"/>
-    </w:rPr>
+    <w:pPr>
+      <w:jc w:val="left"/>
+    </w:pPr>
+    <w:rPr/>
   </w:style>
   <w:style w:type="paragraph" w:styleId="Index">
     <w:name w:val="Index"/>
@@ -7138,7 +5748,7 @@
     <w:qFormat/>
     <w:pPr/>
     <w:rPr>
-      <w:color w:val="5C6670"/>
+      <w:color w:val="5C5F6B"/>
       <w:sz w:val="19"/>
       <w:szCs w:val="19"/>
     </w:rPr>
@@ -7156,8 +5766,6 @@
       <w:b/>
       <w:bCs/>
       <w:color w:val="FFFFFF"/>
-      <w:sz w:val="20"/>
-      <w:szCs w:val="20"/>
     </w:rPr>
   </w:style>
 </w:styles>
